--- a/spa/docx/09.content.docx
+++ b/spa/docx/09.content.docx
@@ -439,7 +439,7 @@
           <w:vertAlign w:val="superscript"/>
           <w:lang w:val="es_ES" w:bidi="es_ES"/>
         </w:rPr>
-        <w:t>13</w:t>
+        <w:t>12-13</w:t>
       </w:r>
       <w:r>
         <w:rPr>
@@ -481,7 +481,7 @@
           <w:vertAlign w:val="superscript"/>
           <w:lang w:val="es_ES" w:bidi="es_ES"/>
         </w:rPr>
-        <w:t>16</w:t>
+        <w:t>15-16</w:t>
       </w:r>
       <w:r>
         <w:rPr>
@@ -571,7 +571,7 @@
         <w:rPr>
           <w:lang w:val="es_ES" w:bidi="es_ES"/>
         </w:rPr>
-        <w:t xml:space="preserve"> Pasó el tiempo y Ana tuvo un hijo. Lo llamó Samuel,Samuel: El nombre Samuel en hebreo suena como decir Dios oyó." class="footnote-marker"&gt;1 porque dijo: «Se lo pedí al Señor».</w:t>
+        <w:t xml:space="preserve"> Pasó el tiempo y Ana tuvo un hijo. Lo llamó Samuel, porque dijo: “Se lo pedí al Señor”.</w:t>
       </w:r>
     </w:p>
     <w:p>
@@ -739,7 +739,7 @@
         <w:rPr>
           <w:lang w:val="es_ES" w:bidi="es_ES"/>
         </w:rPr>
-        <w:t xml:space="preserve"> Ahora lo traigo para dedicarlo al Señor mientras viva.Entonces adoraron al Señor.</w:t>
+        <w:t xml:space="preserve"> Ahora lo traigo para dedicarlo al Señor mientras viva. Entonces adoraron al Señor.</w:t>
       </w:r>
     </w:p>
     <w:p>
@@ -860,7 +860,7 @@
         <w:rPr>
           <w:lang w:val="es_ES" w:bidi="es_ES"/>
         </w:rPr>
-        <w:t xml:space="preserve"> Los que vivían satisfechos ahora tienen hambre, y los que antes tenían hambre ahora viven satisfechos. La mujer que no podía tener hijos ahora tiene siete, mientras que la que tenía muchos hijos se quedó sin ellos.</w:t>
+        <w:t xml:space="preserve"> Los que vivían satisfechos ahora tienen hambre, y los que antes tenían hambre ahora viven satisfechos. La mujer que no podía tener hijos ahora tiene 7, mientras que la que tenía muchos hijos se quedó sin ellos.</w:t>
       </w:r>
     </w:p>
     <w:p>
@@ -881,7 +881,7 @@
         <w:rPr>
           <w:lang w:val="es_ES" w:bidi="es_ES"/>
         </w:rPr>
-        <w:t xml:space="preserve"> Del Señor vienen la muerte y la vida.Él hace a algunos bajar al lugar de los muertos, y a otros los levanta.</w:t>
+        <w:t xml:space="preserve"> Del Señor vienen la muerte y la vida. Él hace a algunos bajar al lugar de los muertos, y a otros los levanta.</w:t>
       </w:r>
     </w:p>
     <w:p>
@@ -923,7 +923,7 @@
         <w:rPr>
           <w:lang w:val="es_ES" w:bidi="es_ES"/>
         </w:rPr>
-        <w:t xml:space="preserve"> Levanta al pobre del suelo polvoriento y saca al necesitado de la basura para sentarlo junto a los príncipes y darle un lugar de honor.El Señor puso los fundamentos de la tierra,y levantó sobre ellos el mundo.</w:t>
+        <w:t xml:space="preserve"> Levanta al pobre del suelo polvoriento y saca al necesitado de la basura para sentarlo junto a los príncipes y darle un lugar de honor. El Señor puso los fundamentos de la tierra, y levantó sobre ellos el mundo.</w:t>
       </w:r>
     </w:p>
     <w:p>
@@ -944,7 +944,7 @@
         <w:rPr>
           <w:lang w:val="es_ES" w:bidi="es_ES"/>
         </w:rPr>
-        <w:t xml:space="preserve"> Protegerá a los que le son fieles,pero los malvados morirán en la oscuridad. Nadie vencerá por su propias fuerzas.</w:t>
+        <w:t xml:space="preserve"> Protegerá a los que le son fieles, pero los malvados morirán en la oscuridad. Nadie vencerá por sus propias fuerzas.</w:t>
       </w:r>
     </w:p>
     <w:p>
@@ -1049,7 +1049,7 @@
         <w:rPr>
           <w:lang w:val="es_ES" w:bidi="es_ES"/>
         </w:rPr>
-        <w:t xml:space="preserve"> El sirviente metía un tenedor grande de tres puntas en la olla o en el caldero, y todo lo que sacaba era para los hijos de Elí. Así hacían con todos los israelitas que llegaban a Siló para adorar.</w:t>
+        <w:t xml:space="preserve"> El sirviente metía un tenedor grande de 3 puntas en la olla o en el caldero, y todo lo que sacaba era para los hijos de Elí. Así hacían con todos los israelitas que llegaban a Siló para adorar.</w:t>
       </w:r>
     </w:p>
     <w:p>
@@ -1091,7 +1091,7 @@
         <w:rPr>
           <w:lang w:val="es_ES" w:bidi="es_ES"/>
         </w:rPr>
-        <w:t xml:space="preserve"> A veces la persona que ofrecía el sacrificio le decía:—Deja primero que se queme la grasa, como manda la ley. Después, toma lo que quieras.Entonces el sirviente respondía:—No, dámela ahora mismo, o la tomaré a la fuerza.</w:t>
+        <w:t xml:space="preserve"> A veces la persona que ofrecía el sacrificio le decía: —Deja primero que se queme la grasa, como manda la ley. Después, toma lo que quieras. Entonces el sirviente respondía: —No, dámela ahora mismo, o la tomaré a la fuerza.</w:t>
       </w:r>
     </w:p>
     <w:p>
@@ -1175,7 +1175,7 @@
         <w:rPr>
           <w:lang w:val="es_ES" w:bidi="es_ES"/>
         </w:rPr>
-        <w:t xml:space="preserve"> Elí entonces bendecía a Elcaná y a Ana con estas palabras:—Que el Señor te dé hijos de esta mujer en lugar del que ella dedicó al Señor. Y volvían a su casa.</w:t>
+        <w:t xml:space="preserve"> Elí entonces bendecía a Elcaná y a Ana con estas palabras: —Que el Señor te dé hijos de esta mujer en lugar del que ella dedicó al Señor. Y volvían a su casa.</w:t>
       </w:r>
     </w:p>
     <w:p>
@@ -1196,7 +1196,7 @@
         <w:rPr>
           <w:lang w:val="es_ES" w:bidi="es_ES"/>
         </w:rPr>
-        <w:t xml:space="preserve"> El Señor bendijo a Ana y ella tuvo tres hijos más y dos hijas. Mientras tanto, Samuel crecía sirviendo al Señor.</w:t>
+        <w:t xml:space="preserve"> El Señor bendijo a Ana y ella tuvo 3 hijos más y 2 hijas. Mientras tanto, Samuel crecía sirviendo al Señor.</w:t>
       </w:r>
     </w:p>
     <w:p>
@@ -1232,7 +1232,7 @@
           <w:vertAlign w:val="superscript"/>
           <w:lang w:val="es_ES" w:bidi="es_ES"/>
         </w:rPr>
-        <w:t>24</w:t>
+        <w:t>23-24</w:t>
       </w:r>
       <w:r>
         <w:rPr>
@@ -1301,7 +1301,7 @@
         <w:rPr>
           <w:lang w:val="es_ES" w:bidi="es_ES"/>
         </w:rPr>
-        <w:t xml:space="preserve"> Un día, un profeta llegó a donde estaba Elí y le entregó un mensaje del Señor:—¿Acaso no me mostré con poder a tus antepasados de la tribu de Leví cuando los israelitas eran esclavos en Egipto?</w:t>
+        <w:t xml:space="preserve"> Un día, un profeta llegó a donde estaba Elí y le entregó un mensaje del Señor: —¿Acaso no me mostré con poder a tus antepasados de la tribu de Leví cuando los israelitas eran esclavos en Egipto?</w:t>
       </w:r>
     </w:p>
     <w:p>
@@ -1448,7 +1448,7 @@
         <w:rPr>
           <w:lang w:val="es_ES" w:bidi="es_ES"/>
         </w:rPr>
-        <w:t xml:space="preserve"> »Para que sepas que todo esto se cumplirá, tus dos hijos, Ofni y Finés, morirán el mismo día.</w:t>
+        <w:t xml:space="preserve"> »Para que sepas que todo esto se cumplirá, tus 2 hijos, Ofni y Finés, morirán el mismo día.</w:t>
       </w:r>
     </w:p>
     <w:p>
@@ -1490,7 +1490,7 @@
         <w:rPr>
           <w:lang w:val="es_ES" w:bidi="es_ES"/>
         </w:rPr>
-        <w:t xml:space="preserve"> Los pocos descendientes que queden de tu familia tendrán que inclinarse ante él y rogarle por un poco de dinero y comida. Le dirán: "Por favor, dame algún trabajo como sacerdote para poder comer".</w:t>
+        <w:t xml:space="preserve"> Los pocos descendientes que queden de tu familia tendrán que inclinarse ante él y rogarle por un poco de dinero y comida. Le dirán: “Por favor, dame algún trabajo como sacerdote para poder comer”.</w:t>
       </w:r>
     </w:p>
     <w:p>
@@ -1695,7 +1695,7 @@
         <w:rPr>
           <w:lang w:val="es_ES" w:bidi="es_ES"/>
         </w:rPr>
-        <w:t xml:space="preserve"> Le dijo a Samuel: —Ve y acuéstate otra vez. Si vuelves a escuchar la voz, responde: "Habla, Señor, que tu siervo escucha". Samuel regresó y se acostó.</w:t>
+        <w:t xml:space="preserve"> Le dijo a Samuel: —Ve y acuéstate otra vez. Si vuelves a escuchar la voz, responde: “Habla, Señor, que tu siervo escucha”. Samuel regresó y se acostó.</w:t>
       </w:r>
     </w:p>
     <w:p>
@@ -1842,7 +1842,7 @@
         <w:rPr>
           <w:lang w:val="es_ES" w:bidi="es_ES"/>
         </w:rPr>
-        <w:t xml:space="preserve"> Pero Elí lo llamó: —Hijo mío.Samuel contestó:—Aquí estoy.</w:t>
+        <w:t xml:space="preserve"> Pero Elí lo llamó: —Hijo mío. Samuel contestó: —Aquí estoy.</w:t>
       </w:r>
     </w:p>
     <w:p>
@@ -1884,7 +1884,7 @@
         <w:rPr>
           <w:lang w:val="es_ES" w:bidi="es_ES"/>
         </w:rPr>
-        <w:t xml:space="preserve"> Samuel le contó todo lo que el Señor le había dicho. Elí respondió:—Es la voluntad del Señor. Que haga lo que considere mejor.</w:t>
+        <w:t xml:space="preserve"> Samuel le contó todo lo que el Señor le había dicho. Elí respondió: —Es la voluntad del Señor. Que haga lo que considere mejor.</w:t>
       </w:r>
     </w:p>
     <w:p>
@@ -1984,7 +1984,7 @@
         <w:rPr>
           <w:lang w:val="es_ES" w:bidi="es_ES"/>
         </w:rPr>
-        <w:t xml:space="preserve"> Samuel entregaba los mensajes del Señor al pueblo de Israel.En ese tiempo, Israel estaba en guerra con los filisteos. Los israelitas acampaban cerca de Ebenezer y los filisteos en Afec.</w:t>
+        <w:t xml:space="preserve"> Samuel entregaba los mensajes del Señor al pueblo de Israel. En ese tiempo, Israel estaba en guerra con los filisteos. Los israelitas acampaban cerca de Ebenezer y los filisteos en Afec.</w:t>
       </w:r>
     </w:p>
     <w:p>
@@ -2026,7 +2026,7 @@
         <w:rPr>
           <w:lang w:val="es_ES" w:bidi="es_ES"/>
         </w:rPr>
-        <w:t xml:space="preserve"> Cuando los israelitas regresaron a su campamento, sus líderes discutían por qué el Señor había permitido su derrota. Dijeron:—Traigamos el arca del pacto desde Siló. Si la llevamos con nosotros a la batalla, el Señor estará entre nosotros y seguramente nos salvará de nuestros enemigos.</w:t>
+        <w:t xml:space="preserve"> Cuando los israelitas regresaron a su campamento, sus líderes discutían por qué el Señor había permitido su derrota. Dijeron: —Traigamos el arca del pacto desde Siló. Si la llevamos con nosotros a la batalla, el Señor estará entre nosotros y seguramente nos salvará de nuestros enemigos.</w:t>
       </w:r>
     </w:p>
     <w:p>
@@ -2047,7 +2047,7 @@
         <w:rPr>
           <w:lang w:val="es_ES" w:bidi="es_ES"/>
         </w:rPr>
-        <w:t xml:space="preserve"> Enviaron entonces un grupo a Siló. Trajeron de allí el arca del pacto del Señor Todopoderoso, que reina entre los querubines. Los dos hijos de Elí, Ofni y Finés, estaban allí con el arca del pacto de Dios.</w:t>
+        <w:t xml:space="preserve"> Enviaron entonces un grupo a Siló. Trajeron de allí el arca del pacto del Señor Todopoderoso, que reina entre los querubines. Los 2 hijos de Elí, Ofni y Finés, estaban allí con el arca del pacto de Dios.</w:t>
       </w:r>
     </w:p>
     <w:p>
@@ -2089,7 +2089,7 @@
         <w:rPr>
           <w:lang w:val="es_ES" w:bidi="es_ES"/>
         </w:rPr>
-        <w:t xml:space="preserve"> Los filisteos se preguntaban: —¿Qué sucede? ¿Por qué hay tanto alboroto en el campamento de los hebreos?Cuando se enteraron de que el arca de Dios había llegado, se llenaron de pánico.</w:t>
+        <w:t xml:space="preserve"> Los filisteos se preguntaban: —¿Qué sucede? ¿Por qué hay tanto alboroto en el campamento de los hebreos? Cuando se enteraron de que el arca de Dios había llegado, se llenaron de pánico.</w:t>
       </w:r>
     </w:p>
     <w:p>
@@ -2110,7 +2110,7 @@
         <w:rPr>
           <w:lang w:val="es_ES" w:bidi="es_ES"/>
         </w:rPr>
-        <w:t xml:space="preserve"> Decían:—Un dios ha llegado a su campamento. ¡Ay de nosotros! Nunca hemos tenido que enfrentar algo así.</w:t>
+        <w:t xml:space="preserve"> Decían: —Un dios ha llegado a su campamento. ¡Ay de nosotros! Nunca hemos tenido que enfrentar algo así.</w:t>
       </w:r>
     </w:p>
     <w:p>
@@ -2251,7 +2251,7 @@
           <w:vertAlign w:val="superscript"/>
           <w:lang w:val="es_ES" w:bidi="es_ES"/>
         </w:rPr>
-        <w:t>15</w:t>
+        <w:t>14-15</w:t>
       </w:r>
       <w:r>
         <w:rPr>
@@ -2299,7 +2299,7 @@
         <w:rPr>
           <w:lang w:val="es_ES" w:bidi="es_ES"/>
         </w:rPr>
-        <w:t xml:space="preserve"> —Israel huyó ante los filisteos, y miles de soldados israelitas murieron. Ofni y Finés, tus dos hijos, también murieron. Y el arca de Dios fue capturada.</w:t>
+        <w:t xml:space="preserve"> —Israel huyó ante los filisteos, y miles de soldados israelitas murieron. Ofni y Finés, tus 2 hijos, también murieron. Y el arca de Dios fue capturada.</w:t>
       </w:r>
     </w:p>
     <w:p>
@@ -2377,13 +2377,13 @@
           <w:vertAlign w:val="superscript"/>
           <w:lang w:val="es_ES" w:bidi="es_ES"/>
         </w:rPr>
-        <w:t>22</w:t>
-      </w:r>
-      <w:r>
-        <w:rPr>
-          <w:lang w:val="es_ES" w:bidi="es_ES"/>
-        </w:rPr>
-        <w:t xml:space="preserve"> Puso al niño el nombre de IcabodIcabod: El nombre Icabod en hebreo quiere decir sin gloria." class="footnote-marker"&gt;1 por la captura del arca de Dios y la muerte de su suegro y su esposo. Se lo puso para indicar que se había apartado la gloria de Israel. Y exclamó:—¡Ya no está la gloria de Israel! ¡El arca de Dios ha sido capturada!</w:t>
+        <w:t>21-22</w:t>
+      </w:r>
+      <w:r>
+        <w:rPr>
+          <w:lang w:val="es_ES" w:bidi="es_ES"/>
+        </w:rPr>
+        <w:t xml:space="preserve"> Puso al niño el nombre de Icabod por la captura del arca de Dios y la muerte de su suegro y su esposo. Se lo puso para indicar que se había apartado la gloria de Israel. Y exclamó: —¡Ya no está la gloria de Israel! ¡El arca de Dios ha sido capturada!</w:t>
       </w:r>
     </w:p>
     <w:p>
@@ -2483,7 +2483,7 @@
         <w:rPr>
           <w:lang w:val="es_ES" w:bidi="es_ES"/>
         </w:rPr>
-        <w:t xml:space="preserve"> Al despertar al día siguiente, vieron nuevamente a Dagón derribado rostro en tierra ante el arca del Señor. La cabeza y las dos palmas de sus manos aparecían cortadas junto al umbral. A Dagón solo le quedaba el tronco.</w:t>
+        <w:t xml:space="preserve"> Al despertar al día siguiente, vieron nuevamente a Dagón derribado rostro en tierra ante el arca del Señor. La cabeza y las 2 palmas de sus manos aparecían cortadas junto al umbral. A Dagón solo le quedaba el tronco.</w:t>
       </w:r>
     </w:p>
     <w:p>
@@ -2630,7 +2630,7 @@
         <w:rPr>
           <w:lang w:val="es_ES" w:bidi="es_ES"/>
         </w:rPr>
-        <w:t xml:space="preserve"> Convocaron de nuevo a los gobernantes filisteos y les rogaron:—Devuelvan el arca del Dios de Israel a su lugar de origen, antes de que nos mate a todos. La plaga mortal ya había comenzado y el terror se extendía por toda la ciudad.</w:t>
+        <w:t xml:space="preserve"> Convocaron de nuevo a los gobernantes filisteos y les rogaron: —Devuelvan el arca del Dios de Israel a su lugar de origen, antes de que nos mate a todos. La plaga mortal ya había comenzado y el terror se extendía por toda la ciudad.</w:t>
       </w:r>
     </w:p>
     <w:p>
@@ -2745,7 +2745,7 @@
           <w:vertAlign w:val="superscript"/>
           <w:lang w:val="es_ES" w:bidi="es_ES"/>
         </w:rPr>
-        <w:t>5</w:t>
+        <w:t>4-5</w:t>
       </w:r>
       <w:r>
         <w:rPr>
@@ -2793,7 +2793,7 @@
         <w:rPr>
           <w:lang w:val="es_ES" w:bidi="es_ES"/>
         </w:rPr>
-        <w:t xml:space="preserve"> »Ahora preparen un carro nuevo. Consigan dos vacas que estén criando y que nunca hayan llevado yugo. Aten las vacas al carro, pero separen a sus terneros y enciérrenlos en el establo.</w:t>
+        <w:t xml:space="preserve"> »Ahora preparen un carro nuevo. Consigan 2 vacas que estén criando y que nunca hayan llevado yugo. Aten las vacas al carro, pero separen a sus terneros y enciérrenlos en el establo.</w:t>
       </w:r>
     </w:p>
     <w:p>
@@ -2856,7 +2856,7 @@
         <w:rPr>
           <w:lang w:val="es_ES" w:bidi="es_ES"/>
         </w:rPr>
-        <w:t xml:space="preserve"> Los filisteos hicieron exactamente lo que se les indicó. Engancharon a la carreta dos vacas que estaban criando, y encerraron a sus terneros en el establo.</w:t>
+        <w:t xml:space="preserve"> Los filisteos hicieron exactamente lo que se les indicó. Engancharon a la carreta 2 vacas que estaban criando, y encerraron a sus terneros en el establo.</w:t>
       </w:r>
     </w:p>
     <w:p>
@@ -2898,7 +2898,7 @@
         <w:rPr>
           <w:lang w:val="es_ES" w:bidi="es_ES"/>
         </w:rPr>
-        <w:t xml:space="preserve"> Las vacas tomaron el camino directo hacia Bet Semes y avanzaron mugiendo sin desviarse del camino. Los cinco gobernantes filisteos las siguieron hasta llegar el límite de Bet Semes.</w:t>
+        <w:t xml:space="preserve"> Las vacas tomaron el camino directo hacia Bet Semes y avanzaron mugiendo sin desviarse del camino. Los 5 gobernantes filisteos las siguieron hasta llegar al límite de Bet Semes.</w:t>
       </w:r>
     </w:p>
     <w:p>
@@ -3024,7 +3024,7 @@
         <w:rPr>
           <w:lang w:val="es_ES" w:bidi="es_ES"/>
         </w:rPr>
-        <w:t xml:space="preserve"> También enviaron ratas de oro. Eran para aplacar al Señor en nombre de todas las demás ciudades filisteas, tanto las fortificadas como las aldeas que estaban bajo el control de los cinco gobernantes. Todavía hoy se puede ver la gran roca de Bet Semes en el campo de Josué.</w:t>
+        <w:t xml:space="preserve"> También enviaron ratas de oro. Eran para aplacar al Señor en nombre de todas las demás ciudades filisteas, tanto las fortificadas como las aldeas que estaban bajo el control de los 5 gobernantes. Todavía hoy se puede ver la gran roca de Bet Semes en el campo de Josué.</w:t>
       </w:r>
     </w:p>
     <w:p>
@@ -3355,7 +3355,7 @@
         <w:rPr>
           <w:lang w:val="es_ES" w:bidi="es_ES"/>
         </w:rPr>
-        <w:t xml:space="preserve"> Luego Samuel tomó una piedra grande y la colocó entre Mizpa y Sen. A esa piedra la llamó Ebenezer,Ebenezer: En hebreo la palabra Ebenezer quiere decir piedra de ayuda." class="footnote-marker"&gt;1 porque dijo: «Hasta aquí nos ha ayudado el Señor».</w:t>
+        <w:t xml:space="preserve"> Luego Samuel tomó una piedra grande y la colocó entre Mizpa y Sen. A esa piedra la llamó Ebenezer, porque dijo: “Hasta aquí nos ha ayudado el Señor”.</w:t>
       </w:r>
     </w:p>
     <w:p>
@@ -3439,7 +3439,7 @@
         <w:rPr>
           <w:lang w:val="es_ES" w:bidi="es_ES"/>
         </w:rPr>
-        <w:t xml:space="preserve"> Cada año recorría Betel, Gilgal y Mizpa. En cada una de esas ciudades juzgaba los casos que le presentaban.</w:t>
+        <w:t xml:space="preserve"> Cada año recorría Betel, Guilgal y Mizpa. En cada una de esas ciudades juzgaba los casos que le presentaban.</w:t>
       </w:r>
     </w:p>
     <w:p>
@@ -3623,7 +3623,7 @@
         <w:rPr>
           <w:lang w:val="es_ES" w:bidi="es_ES"/>
         </w:rPr>
-        <w:t xml:space="preserve"> El Señor le dijo:—Dales lo que te piden, porque no te están rechazando a ti. Me están rechazando a mí. No quieren que yo sea su rey.</w:t>
+        <w:t xml:space="preserve"> El Señor le dijo: —Dales lo que te piden, porque no te están rechazando a ti. Me están rechazando a mí. No quieren que yo sea su rey.</w:t>
       </w:r>
     </w:p>
     <w:p>
@@ -3938,7 +3938,7 @@
         <w:rPr>
           <w:lang w:val="es_ES" w:bidi="es_ES"/>
         </w:rPr>
-        <w:t xml:space="preserve"> El Señor le dijo a Samuel:—Hazles caso y dales un rey.Entonces Samuel les comunicó la respuesta y los envió a sus casas.</w:t>
+        <w:t xml:space="preserve"> El Señor le dijo a Samuel: —Hazles caso y dales un rey. Entonces Samuel les comunicó la respuesta y los envió a sus casas.</w:t>
       </w:r>
     </w:p>
     <w:p>
@@ -4080,7 +4080,7 @@
         <w:rPr>
           <w:lang w:val="es_ES" w:bidi="es_ES"/>
         </w:rPr>
-        <w:t xml:space="preserve"> Pero el criado le contestó: —Espera. En esta ciudad vive un profeta muy respetado. Todo lo que él dice se cumple. Vayamos a verlo. Quizás pueda decirnos dónde encontrar las burras.</w:t>
+        <w:t xml:space="preserve"> Pero el criado le contestó: —Espera. En esta ciudad vive un profeta muy respetado. Todo lo que él dice se cumple. Vayamos a verlo. Quizá pueda decirnos dónde encontrar las burras.</w:t>
       </w:r>
     </w:p>
     <w:p>
@@ -4137,13 +4137,13 @@
           <w:vertAlign w:val="superscript"/>
           <w:lang w:val="es_ES" w:bidi="es_ES"/>
         </w:rPr>
-        <w:t>11</w:t>
-      </w:r>
-      <w:r>
-        <w:rPr>
-          <w:lang w:val="es_ES" w:bidi="es_ES"/>
-        </w:rPr>
-        <w:t xml:space="preserve"> Saúl le contestó: —Está bien, vamos. Entonces se dirigieron hacia la ciudad donde vivía el profeta.Mientras subían la colina hacia la ciudad, se encontraron con unas jóvenes que salían a buscar agua. Les preguntaron si sabían dónde estaba el vidente. En aquellos tiempos, a los profetas se les llamaba videntes. La gente decía: «Vamos a consultar al vidente», en lugar de decir: «Vamos a consultar al profeta».</w:t>
+        <w:t>9-11</w:t>
+      </w:r>
+      <w:r>
+        <w:rPr>
+          <w:lang w:val="es_ES" w:bidi="es_ES"/>
+        </w:rPr>
+        <w:t xml:space="preserve"> Saúl le contestó: —Está bien, vamos. Entonces se dirigieron hacia la ciudad donde vivía el profeta. Mientras subían la colina hacia la ciudad, se encontraron con unas jóvenes que salían a buscar agua. Les preguntaron si sabían dónde estaba el vidente. En aquellos tiempos, a los profetas se les llamaba videntes. La gente decía: “Vamos a consultar al vidente”, en lugar de decir: “Vamos a consultar al profeta”.</w:t>
       </w:r>
     </w:p>
     <w:p>
@@ -4269,7 +4269,7 @@
         <w:rPr>
           <w:lang w:val="es_ES" w:bidi="es_ES"/>
         </w:rPr>
-        <w:t xml:space="preserve"> Cuando Samuel vio a Saúl, el Señor le dijo:—Este es el hombre de quien te hablé. Él gobernará a mi pueblo.</w:t>
+        <w:t xml:space="preserve"> Cuando Samuel vio a Saúl, el Señor le dijo: —Este es el hombre de quien te hablé. Él gobernará a mi pueblo.</w:t>
       </w:r>
     </w:p>
     <w:p>
@@ -4416,7 +4416,7 @@
         <w:rPr>
           <w:lang w:val="es_ES" w:bidi="es_ES"/>
         </w:rPr>
-        <w:t xml:space="preserve"> El cocinero trajo la espaldilla y la pierna, y las puso delante de Saúl. Samuel le dijo: —Adelante, come. Esta porción se había apartado para ti desde antes de invitar a los demás.Saúl comió junto con Samuel.</w:t>
+        <w:t xml:space="preserve"> El cocinero trajo la espaldilla y la pierna, y las puso delante de Saúl. Samuel le dijo: —Adelante, come. Esta porción se había apartado para ti desde antes de invitar a los demás. Saúl comió junto con Samuel.</w:t>
       </w:r>
     </w:p>
     <w:p>
@@ -4537,7 +4537,7 @@
         <w:rPr>
           <w:lang w:val="es_ES" w:bidi="es_ES"/>
         </w:rPr>
-        <w:t xml:space="preserve"> Cuando te vayas de aquí, encontrarás a 2 hombres cerca de la tumba de Raquel, en Selsa, en el territorio de Benjamín. Ellos te informarán que las burras ya aparecieron. Te dirán que tu padre está preocupado por ti y que no para de preguntarse: "¿Cómo podré encontrar a mi hijo?".</w:t>
+        <w:t xml:space="preserve"> Cuando te vayas de aquí, encontrarás a 2 hombres cerca de la tumba de Raquel, en Selsa, en el territorio de Benjamín. Ellos te informarán que las burras ya aparecieron. Te dirán que tu padre está preocupado por ti y que no para de preguntarse: "¿Cómo podré encontrar a mi hijo?”.</w:t>
       </w:r>
     </w:p>
     <w:p>
@@ -4663,7 +4663,7 @@
         <w:rPr>
           <w:lang w:val="es_ES" w:bidi="es_ES"/>
         </w:rPr>
-        <w:t xml:space="preserve"> »Baja a Gilgal antes que yo. Yo bajaré después para presentar ofrendas quemadas y ofrendas de paz. Espérame allí durante siete días, y entonces te diré lo que debes hacer.</w:t>
+        <w:t xml:space="preserve"> »Baja a Gilgal antes que yo. Yo bajaré después para presentar ofrendas quemadas y ofrendas de paz. Espérame allí durante 7 días, y entonces te diré lo que debes hacer.</w:t>
       </w:r>
     </w:p>
     <w:p>
@@ -4747,7 +4747,7 @@
         <w:rPr>
           <w:lang w:val="es_ES" w:bidi="es_ES"/>
         </w:rPr>
-        <w:t xml:space="preserve"> Y uno de los que vivían allí respondió: —¿Y quién es el padre de ellos? Por eso surgió el dicho: «¿Acaso Saúl también es profeta?».</w:t>
+        <w:t xml:space="preserve"> Y uno de los que vivían allí respondió: —¿Y quién es el padre de ellos? Por eso surgió el dicho: «¿Acaso Saúl también es profeta?”.</w:t>
       </w:r>
     </w:p>
     <w:p>
@@ -4894,7 +4894,7 @@
         <w:rPr>
           <w:lang w:val="es_ES" w:bidi="es_ES"/>
         </w:rPr>
-        <w:t xml:space="preserve"> Aunque he hecho mucho por ustedes, me han rechazado y han dicho: "Queremos un rey". Ahora, preséntense ante el Señor por tribus y por clanes.</w:t>
+        <w:t xml:space="preserve"> Aunque he hecho mucho por ustedes, me han rechazado y han dicho: “Queremos un rey”. Ahora, preséntense ante el Señor por tribus y por clanes.</w:t>
       </w:r>
     </w:p>
     <w:p>
@@ -5183,7 +5183,7 @@
         <w:rPr>
           <w:lang w:val="es_ES" w:bidi="es_ES"/>
         </w:rPr>
-        <w:t xml:space="preserve"> En ese momento, Saúl venía del campo con sus bueyes. Al ver que todos lloraban, preguntó: —¿Qué pasó? ¿Por qué llora la gente?Le contaron el mensaje que habían traído los hombres de Jabes.</w:t>
+        <w:t xml:space="preserve"> En ese momento, Saúl venía del campo con sus bueyes. Al ver que todos lloraban, preguntó: —¿Qué pasó? ¿Por qué llora la gente? Le contaron el mensaje que habían traído los hombres de Jabes.</w:t>
       </w:r>
     </w:p>
     <w:p>
@@ -5225,7 +5225,7 @@
         <w:rPr>
           <w:lang w:val="es_ES" w:bidi="es_ES"/>
         </w:rPr>
-        <w:t xml:space="preserve"> Tomó 2 bueyes, los cortó en pedazos y envió los trozos con mensajeros a todo el territorio de Israel. El mensaje decía: «Esto mismo les pasará a los bueyes de quien no salga a pelear junto con Saúl y Samuel».El Señor hizo que el pueblo sintiera temor ante las palabras de Saúl. Todos salieron unidos como si fueran un solo hombre.</w:t>
+        <w:t xml:space="preserve"> Tomó 2 bueyes, los cortó en pedazos y envió los trozos con mensajeros a todo el territorio de Israel. El mensaje decía: “Esto mismo les pasará a los bueyes de quien no salga a pelear junto con Saúl y Samuel”. El Señor hizo que el pueblo sintiera temor ante las palabras de Saúl. Todos salieron unidos como si fueran un solo hombre.</w:t>
       </w:r>
     </w:p>
     <w:p>
@@ -5267,7 +5267,7 @@
         <w:rPr>
           <w:lang w:val="es_ES" w:bidi="es_ES"/>
         </w:rPr>
-        <w:t xml:space="preserve"> Saúl envió de regreso a los mensajeros a Jabés de Galaad con este anuncio: «Mañana, antes del mediodía, los rescataremos». Cuando recibieron ese mensaje, toda la ciudad se llenó de alegría.</w:t>
+        <w:t xml:space="preserve"> Saúl envió de regreso a los mensajeros a Jabés de Galaad con este anuncio: “Mañana, antes del mediodía, los rescataremos”. Cuando recibieron ese mensaje, toda la ciudad se llenó de alegría.</w:t>
       </w:r>
     </w:p>
     <w:p>
@@ -5288,7 +5288,7 @@
         <w:rPr>
           <w:lang w:val="es_ES" w:bidi="es_ES"/>
         </w:rPr>
-        <w:t xml:space="preserve"> Los habitantes de Jabés enviaron un mensaje a sus enemigos: «Nos rendiremos. Mañana saldremos de la ciudad y podrán hacer con nosotros lo que quieran».</w:t>
+        <w:t xml:space="preserve"> Los habitantes de Jabés enviaron un mensaje a sus enemigos: “Nos rendiremos. Mañana saldremos de la ciudad y podrán hacer con nosotros lo que quieran”.</w:t>
       </w:r>
     </w:p>
     <w:p>
@@ -5309,7 +5309,7 @@
         <w:rPr>
           <w:lang w:val="es_ES" w:bidi="es_ES"/>
         </w:rPr>
-        <w:t xml:space="preserve"> Al día siguiente, muy temprano, Saúl llegó con su ejército. Dividió a sus soldados en tres grupos y lanzó un ataque sorpresa contra los amonitas. Durante toda la mañana destruyó al enemigo. La persecución fue tan intensa que no quedaron ni siquiera dos enemigos juntos.</w:t>
+        <w:t xml:space="preserve"> Al día siguiente, muy temprano, Saúl llegó con su ejército. Dividió a sus soldados en 3 grupos y lanzó un ataque sorpresa contra los amonitas. Durante toda la mañana destruyó al enemigo. La persecución fue tan intensa que no quedaron ni siquiera 2 enemigos juntos.</w:t>
       </w:r>
     </w:p>
     <w:p>
@@ -5393,7 +5393,7 @@
         <w:rPr>
           <w:lang w:val="es_ES" w:bidi="es_ES"/>
         </w:rPr>
-        <w:t xml:space="preserve"> Todos fueron a Gilgal. En una ceremonia solemne ante el Señor, confirmaron a Saúl como rey. Ofrecieron sacrificios de comunión al Señor. Saúl y todos los israelitas estaban llenos de alegría.</w:t>
+        <w:t xml:space="preserve"> Todos fueron a Guilgal. En una ceremonia solemne ante el Señor, confirmaron a Saúl como rey. Ofrecieron sacrificios de comunión al Señor. Saúl y todos los israelitas estaban llenos de alegría.</w:t>
       </w:r>
     </w:p>
     <w:p>
@@ -5472,7 +5472,7 @@
         <w:rPr>
           <w:lang w:val="es_ES" w:bidi="es_ES"/>
         </w:rPr>
-        <w:t xml:space="preserve"> Ahora, delante del Señor y de su ungido, díganme: ¿Le he robado a alguien un buey o un burro? ¿He defraudado a alguno de ustedes? ¿Los he oprimido? ¿He aceptado soborno de alguien? Díganmelo y corregiré cualquier error que haya cometido.</w:t>
+        <w:t xml:space="preserve"> Ahora, delante del Señor y de su ungido, contéstanme algo. ¿Le he robado a alguien un buey o un burro? ¿He defraudado a alguno de ustedes? ¿Los he oprimido? ¿He aceptado soborno de alguien? Díganmelo y corregiré cualquier error que haya cometido.</w:t>
       </w:r>
     </w:p>
     <w:p>
@@ -5619,7 +5619,7 @@
         <w:rPr>
           <w:lang w:val="es_ES" w:bidi="es_ES"/>
         </w:rPr>
-        <w:t xml:space="preserve"> Entonces le pidieron ayuda al Señor otra vez y reconocieron su pecado. Dijeron: "Hemos pecado porque te abandonamos y adoramos a los dioses Baal y a las diosas Astarté. Ahora, si nos salvas de nuestros enemigos, solo a ti te adoraremos".</w:t>
+        <w:t xml:space="preserve"> Entonces le pidieron ayuda al Señor otra vez y reconocieron su pecado. Dijeron: “Hemos pecado porque te abandonamos y adoramos a los dioses Baal y a las diosas Astarté. Ahora, si nos salvas de nuestros enemigos, solo a ti te adoraremos”.</w:t>
       </w:r>
     </w:p>
     <w:p>
@@ -5992,7 +5992,7 @@
         <w:rPr>
           <w:lang w:val="es_ES" w:bidi="es_ES"/>
         </w:rPr>
-        <w:t xml:space="preserve"> escogió 3.000 soldados de Israel. De ellos, 2.000 se quedaron con él en Micmas y en la región montañosa de Betel. Otros 1.000 se quedaron con su hijo Jonatán en Guibeá de Benjamín. Al resto del ejército lo envió a sus casas.</w:t>
+        <w:t xml:space="preserve"> escogió 3.000 soldados de Israel. De ellos, 2.000 se quedaron con él en Micmás y en la región montañosa de Betel. Otros 1.000 se quedaron con su hijo Jonatán en Guibeá de Benjamín. Al resto del ejército lo envió a sus casas.</w:t>
       </w:r>
     </w:p>
     <w:p>
@@ -6181,7 +6181,7 @@
         <w:rPr>
           <w:lang w:val="es_ES" w:bidi="es_ES"/>
         </w:rPr>
-        <w:t xml:space="preserve"> Pero Samuel le dijo:—¿Qué has hecho?Saúl respondió: —Vi que mis soldados se iban y que no llegabas en el tiempo que habíamos acordado. También vi que los filisteos ya estaban reunidos en Micmás listos para atacar.</w:t>
+        <w:t xml:space="preserve"> Pero Samuel le dijo: —¿Qué has hecho? Saúl respondió: —Vi que mis soldados se iban y que no llegabas en el tiempo que habíamos acordado. También vi que los filisteos ya estaban reunidos en Micmás listos para atacar.</w:t>
       </w:r>
     </w:p>
     <w:p>
@@ -6202,7 +6202,7 @@
         <w:rPr>
           <w:lang w:val="es_ES" w:bidi="es_ES"/>
         </w:rPr>
-        <w:t xml:space="preserve"> Así que pensé: "Los filisteos van a venir contra nosotros aquí en Gilgal y yo todavía no he pedido la ayuda del Señor". Por eso me vi obligado a ofrecer la ofrenda quemada sin esperarte.</w:t>
+        <w:t xml:space="preserve"> Así que pensé: “Los filisteos van a venir contra nosotros aquí en Guilgal y yo todavía no he pedido la ayuda del Señor”. Por eso me vi obligado a ofrecer la ofrenda quemada sin esperarte.</w:t>
       </w:r>
     </w:p>
     <w:p>
@@ -6265,7 +6265,7 @@
         <w:rPr>
           <w:lang w:val="es_ES" w:bidi="es_ES"/>
         </w:rPr>
-        <w:t xml:space="preserve"> Entonces Samuel se fue de Gilgal hacia Guibeá de Benjamín. Saúl contó a los soldados que todavía estaban con él. Descubrió que solo le quedaban 600 hombres.</w:t>
+        <w:t xml:space="preserve"> Entonces Samuel se fue de Guilgal hacia Guibeá de Benjamín. Saúl contó a los soldados que todavía estaban con él. Descubrió que solo le quedaban 600 hombres.</w:t>
       </w:r>
     </w:p>
     <w:p>
@@ -6307,7 +6307,7 @@
         <w:rPr>
           <w:lang w:val="es_ES" w:bidi="es_ES"/>
         </w:rPr>
-        <w:t xml:space="preserve"> Tres grupos de saqueadores salieron del campamento filisteo. Uno se dirigió hacia Ofra, en la región de Súal.</w:t>
+        <w:t xml:space="preserve"> Salieron 3 grupos de saqueadores del campamento filisteo. Uno se dirigió hacia Ofra, en la región de Súal.</w:t>
       </w:r>
     </w:p>
     <w:p>
@@ -6533,7 +6533,7 @@
         <w:rPr>
           <w:lang w:val="es_ES" w:bidi="es_ES"/>
         </w:rPr>
-        <w:t xml:space="preserve"> Para llegar a la guarnición filistea, Jonatán tuvo que pasar por un desfiladero estrecho que estaba entre dos riscos. Uno se llamaba Bosés y el otro Sene.</w:t>
+        <w:t xml:space="preserve"> Para llegar a la guarnición filistea, Jonatán tuvo que pasar por un desfiladero estrecho que estaba entre 2 riscos. Uno se llamaba Bosés y el otro Sene.</w:t>
       </w:r>
     </w:p>
     <w:p>
@@ -6638,7 +6638,7 @@
         <w:rPr>
           <w:lang w:val="es_ES" w:bidi="es_ES"/>
         </w:rPr>
-        <w:t xml:space="preserve"> Cuando nos vean, si nos dicen: "¡Quietos, no se acerquen!", entonces nos quedaremos donde estamos y esperaremos.</w:t>
+        <w:t xml:space="preserve"> Cuando nos vean, si nos dicen: "¡Quietos, no se acerquen!”, entonces nos quedaremos donde estamos y esperaremos.</w:t>
       </w:r>
     </w:p>
     <w:p>
@@ -6659,7 +6659,7 @@
         <w:rPr>
           <w:lang w:val="es_ES" w:bidi="es_ES"/>
         </w:rPr>
-        <w:t xml:space="preserve"> Pero si nos dicen: "Suban acá", entonces iremos. Esa será la señal de que Dios nos dará la victoria sobre ellos.</w:t>
+        <w:t xml:space="preserve"> Pero si nos dicen: “Suban acá”, entonces iremos. Esa será la señal de que Dios nos dará la victoria sobre ellos.</w:t>
       </w:r>
     </w:p>
     <w:p>
@@ -7037,7 +7037,7 @@
         <w:rPr>
           <w:lang w:val="es_ES" w:bidi="es_ES"/>
         </w:rPr>
-        <w:t xml:space="preserve"> Entonces uno de los soldados le dijo: —Tu padre hizo jurar al pueblo con esta orden: "Que caiga maldición sobre quien coma algo hoy". Por eso todos están agotados.</w:t>
+        <w:t xml:space="preserve"> Entonces uno de los soldados le dijo: —Tu padre hizo jurar al pueblo con esta orden: “Que caiga maldición sobre quien coma algo hoy”. Por eso todos están agotados.</w:t>
       </w:r>
     </w:p>
     <w:p>
@@ -7163,7 +7163,7 @@
         <w:rPr>
           <w:lang w:val="es_ES" w:bidi="es_ES"/>
         </w:rPr>
-        <w:t xml:space="preserve"> »Vayan y díganle a todos que traigan sus bueyes y sus ovejas. Que los maten aquí mismo derramando la sangre. Así no pecarán contra el Señor al comer carne sin desangrar. Esa misma noche, cada uno trajo su ganado y lo sacrificó allí.</w:t>
+        <w:t xml:space="preserve"> »Vayan y díganles a todos que traigan sus bueyes y sus ovejas. Que los maten aquí mismo derramando la sangre. Así no pecarán contra el Señor al comer carne sin desangrar. Esa misma noche, cada uno trajo su ganado y lo sacrificó allí.</w:t>
       </w:r>
     </w:p>
     <w:p>
@@ -7310,7 +7310,7 @@
         <w:rPr>
           <w:lang w:val="es_ES" w:bidi="es_ES"/>
         </w:rPr>
-        <w:t xml:space="preserve"> Saúl oró: —Oh Señor, Dios de Israel, ¿por qué no me has respondido? ¿Somos Jonatán y yo los culpables? ¿O el pecado está en el resto del pueblo? Oh Señor, Dios, muéstranos quién es el culpable.Jonatán y Saúl fueron señalados como culpables, mientras que el pueblo fue declarado inocente.</w:t>
+        <w:t xml:space="preserve"> Saúl oró: —Oh Señor, Dios de Israel, ¿por qué no me has respondido? ¿Somos Jonatán y yo los culpables? ¿O el pecado está en el resto del pueblo? Oh Señor, Dios, muéstranos quién es el culpable. Jonatán y Saúl fueron señalados como culpables, mientras que el pueblo fue declarado inocente.</w:t>
       </w:r>
     </w:p>
     <w:p>
@@ -7352,7 +7352,7 @@
         <w:rPr>
           <w:lang w:val="es_ES" w:bidi="es_ES"/>
         </w:rPr>
-        <w:t xml:space="preserve"> Jonatán fue señalado como culpable. —Dime, ¿qué hiciste? —preguntó Saúl a Jonatán.—Probé un poco de miel —admitió Jonatán—. Solo fue un poco que tomé con la punta de mi vara. ¿Debo morir por eso?</w:t>
+        <w:t xml:space="preserve"> Jonatán fue señalado como culpable. —Dime, ¿qué hiciste? —preguntó Saúl a Jonatán. —Probé un poco de miel —admitió Jonatán—. Solo fue un poco que tomé con la punta de mi vara. ¿Debo morir por eso?</w:t>
       </w:r>
     </w:p>
     <w:p>
@@ -7394,7 +7394,7 @@
         <w:rPr>
           <w:lang w:val="es_ES" w:bidi="es_ES"/>
         </w:rPr>
-        <w:t xml:space="preserve"> Pero los soldados protestaron: —¿Va a morir Jonatán, quien hoy salvó a Israel? ¡Jamás! Juramos por el Señor que ni un solo cabello de su cabeza será tocado, porque hoy actuó con la ayuda de Dios.Así el pueblo salvó a Jonatán de la muerte.</w:t>
+        <w:t xml:space="preserve"> Pero los soldados protestaron: —¿Va a morir Jonatán, quien hoy salvó a Israel? ¡Jamás! Juramos por el Señor que ni un solo cabello de su cabeza será tocado, porque hoy actuó con la ayuda de Dios. Así el pueblo salvó a Jonatán de la muerte.</w:t>
       </w:r>
     </w:p>
     <w:p>
@@ -7478,49 +7478,28 @@
         <w:rPr>
           <w:lang w:val="es_ES" w:bidi="es_ES"/>
         </w:rPr>
-        <w:t xml:space="preserve"> Saúl tuvo tres hijos: Jonatán, Isví y Malquisúa. Y tuvo dos hijas: Merab, la mayor, y Mical. Saúl peleó sin cesar contra los filisteos durante todos los años de su reinado. Por esta razón, se llevaba para su ejército cualquier hombre fuerte y valiente que se encontraba.</w:t>
-      </w:r>
-    </w:p>
-    <w:p>
-      <w:pPr/>
-      <w:r>
-        <w:rPr>
-          <w:lang w:val="es_ES" w:bidi="es_ES"/>
-        </w:rPr>
-      </w:r>
-      <w:r>
-        <w:rPr>
-          <w:vertAlign w:val="superscript"/>
-          <w:lang w:val="es_ES" w:bidi="es_ES"/>
-        </w:rPr>
-        <w:t>51</w:t>
-      </w:r>
-      <w:r>
-        <w:rPr>
-          <w:lang w:val="es_ES" w:bidi="es_ES"/>
-        </w:rPr>
-        <w:t xml:space="preserve"> La esposa de Saúl se llamaba Ajinoán, hija de Ajimaz. El líder de su ejército era su primo Abner, hijo de Ner, tío de Saúl. Ner y Quis, el padre de Saúl, eran hermanos, ambos hijos de Abiel.Saúl peleó sin cesar contra los filisteos durante todos los años de su reinado. Por esta razón, se llevaba para su ejército cualquier hombre fuerte y valiente que se encontraba.Saúl peleó sin cesar contra los filisteos durante todos los años de su reinado. Por esta razón, se llevaba para su ejército cualquier hombre fu erte y valiente que se encontraba.</w:t>
-      </w:r>
-    </w:p>
-    <w:p>
-      <w:pPr/>
-      <w:r>
-        <w:rPr>
-          <w:lang w:val="es_ES" w:bidi="es_ES"/>
-        </w:rPr>
-      </w:r>
-      <w:r>
-        <w:rPr>
-          <w:vertAlign w:val="superscript"/>
-          <w:lang w:val="es_ES" w:bidi="es_ES"/>
-        </w:rPr>
-        <w:t>52</w:t>
-      </w:r>
-      <w:r>
-        <w:rPr>
-          <w:lang w:val="es_ES" w:bidi="es_ES"/>
-        </w:rPr>
-        <w:t xml:space="preserve"> Durante la vida de Saúl, los israelitas estuvieron en constante conflicto con los filisteos. Cada vez que Saúl veía a un joven valiente y fuerte, lo incorporaba a su ejército.</w:t>
+        <w:t xml:space="preserve"> Saúl tuvo 3 hijos: Jonatán, Isví y Malquisúa. Y tuvo 2 hijas: Merab, la mayor, y Mical.</w:t>
+      </w:r>
+    </w:p>
+    <w:p>
+      <w:pPr/>
+      <w:r>
+        <w:rPr>
+          <w:lang w:val="es_ES" w:bidi="es_ES"/>
+        </w:rPr>
+      </w:r>
+      <w:r>
+        <w:rPr>
+          <w:vertAlign w:val="superscript"/>
+          <w:lang w:val="es_ES" w:bidi="es_ES"/>
+        </w:rPr>
+        <w:t>50-52</w:t>
+      </w:r>
+      <w:r>
+        <w:rPr>
+          <w:lang w:val="es_ES" w:bidi="es_ES"/>
+        </w:rPr>
+        <w:t xml:space="preserve"> La esposa de Saúl se llamaba Ajinoán, hija de Ajimaz. El líder de su ejército era su primo Abner, hijo de Ner, tío de Saúl. Ner y Quis, el padre de Saúl, eran hermanos, ambos hijos de Abiel. Saúl peleó sin cesar contra los filisteos durante todos los años de su reinado. Por esta razón, se llevaba para su ejército cualquier hombre fuerte y valiente que se encontraba. Durante la vida de Saúl, los israelitas estuvieron en constante conflicto con los filisteos. Cada vez que Saúl veía a un joven valiente y fuerte, lo incorporaba a su ejército.</w:t>
       </w:r>
     </w:p>
     <w:p>
@@ -7578,7 +7557,7 @@
         <w:rPr>
           <w:lang w:val="es_ES" w:bidi="es_ES"/>
         </w:rPr>
-        <w:t xml:space="preserve"> Este es el mandato del Señor: "He decidido castigar a los amalecitas porque no dejaron pasar a mi pueblo por su territorio cuando los israelitas salían de Egipto.</w:t>
+        <w:t xml:space="preserve"> Este es el mandato del Señor: “He decidido castigar a los amalecitas porque no dejaron pasar a mi pueblo por su territorio cuando los israelitas salían de Egipto.</w:t>
       </w:r>
     </w:p>
     <w:p>
@@ -7599,7 +7578,7 @@
         <w:rPr>
           <w:lang w:val="es_ES" w:bidi="es_ES"/>
         </w:rPr>
-        <w:t xml:space="preserve"> Ve ahora y destruye por completo a los amalecitas: hombres, mujeres, bebés, niños pequeños, bueyes, ovejas, camellos y burros".</w:t>
+        <w:t xml:space="preserve"> Ve ahora y destruye por completo a los amalecitas: hombres, mujeres, bebés, niños pequeños, bueyes, ovejas, camellos y burros”.</w:t>
       </w:r>
     </w:p>
     <w:p>
@@ -7872,7 +7851,7 @@
         <w:rPr>
           <w:lang w:val="es_ES" w:bidi="es_ES"/>
         </w:rPr>
-        <w:t xml:space="preserve"> Samuel le dijo a Saúl:—Basta. Escucha lo que el Señor me dijo anoche.—¿Qué te dijo? —preguntó Saúl.</w:t>
+        <w:t xml:space="preserve"> Samuel le dijo a Saúl: —Basta. Escucha lo que el Señor me dijo anoche. —¿Qué te dijo? —preguntó Saúl.</w:t>
       </w:r>
     </w:p>
     <w:p>
@@ -7914,7 +7893,7 @@
         <w:rPr>
           <w:lang w:val="es_ES" w:bidi="es_ES"/>
         </w:rPr>
-        <w:t xml:space="preserve"> El Señor te dio una misión. Te dijo: "Ve y destruye por completo a los pecadores, los amalecitas, hasta que no quede ninguno vivo".</w:t>
+        <w:t xml:space="preserve"> El Señor te dio una misión. Te dijo: “Ve y destruye por completo a los pecadores, los amalecitas, hasta que no quede ninguno vivo”.</w:t>
       </w:r>
     </w:p>
     <w:p>
@@ -7977,7 +7956,7 @@
         <w:rPr>
           <w:lang w:val="es_ES" w:bidi="es_ES"/>
         </w:rPr>
-        <w:t xml:space="preserve"> Los soldados tomaron solo lo mejor de las ovejas, las vacas y el botín para ofrecerlo al Señor en Guigal.</w:t>
+        <w:t xml:space="preserve"> Los soldados tomaron solo lo mejor de las ovejas, las vacas y el botín para ofrecerlo al Señor en Guilgal.</w:t>
       </w:r>
     </w:p>
     <w:p>
@@ -8208,7 +8187,7 @@
         <w:rPr>
           <w:lang w:val="es_ES" w:bidi="es_ES"/>
         </w:rPr>
-        <w:t xml:space="preserve"> Luego Samuel dijo: —Traigan al rey Agag. Agag llegó sonriente, pensando: «Lo peor ya ha pasado».</w:t>
+        <w:t xml:space="preserve"> Luego Samuel dijo: —Traigan al rey Agag. Agag llegó sonriente, pensando: “Lo peor ya ha pasado”.</w:t>
       </w:r>
     </w:p>
     <w:p>
@@ -8371,7 +8350,7 @@
         <w:rPr>
           <w:lang w:val="es_ES" w:bidi="es_ES"/>
         </w:rPr>
-        <w:t xml:space="preserve"> Samuel cumplió lo que el Señor le indicó. Al llegar a Belén, los ancianos de la ciudad salieron temblando a recibirlo. Le preguntaron:—¿Vienes en son de paz?</w:t>
+        <w:t xml:space="preserve"> Samuel cumplió lo que el Señor le indicó. Al llegar a Belén, los ancianos de la ciudad salieron temblando a recibirlo. Le preguntaron: —¿Vienes en son de paz?</w:t>
       </w:r>
     </w:p>
     <w:p>
@@ -8413,7 +8392,7 @@
         <w:rPr>
           <w:lang w:val="es_ES" w:bidi="es_ES"/>
         </w:rPr>
-        <w:t xml:space="preserve"> Cuando llegaron, Samuel vio a Eliab y pensó: «Este debe de ser el elegido por el Señor».</w:t>
+        <w:t xml:space="preserve"> Cuando llegaron, Samuel vio a Eliab y pensó: “Este debe de ser el elegido por el Señor”.</w:t>
       </w:r>
     </w:p>
     <w:p>
@@ -8497,7 +8476,7 @@
         <w:rPr>
           <w:lang w:val="es_ES" w:bidi="es_ES"/>
         </w:rPr>
-        <w:t xml:space="preserve"> Así, Isaí presentó a siete de sus hijos, uno por uno, pero todos fueron rechazados. Samuel dijo:—El Señor no ha elegido a ninguno de ellos.</w:t>
+        <w:t xml:space="preserve"> Así, Isaí presentó a 7 de sus hijos, uno por uno, pero todos fueron rechazados. Samuel dijo: —El Señor no ha elegido a ninguno de ellos.</w:t>
       </w:r>
     </w:p>
     <w:p>
@@ -8518,7 +8497,7 @@
         <w:rPr>
           <w:lang w:val="es_ES" w:bidi="es_ES"/>
         </w:rPr>
-        <w:t xml:space="preserve"> Samuel le dijo a Isaí:—¿Estos son todos los hijos que tienes?Isaí respondió:—Queda el más pequeño, pero está en el campo cuidando las ovejas.Samuel dijo:—Mándalo a buscar de inmediato, porque no me sentaré a comer hasta que él llegue.</w:t>
+        <w:t xml:space="preserve"> Samuel le dijo a Isaí: —¿Estos son todos los hijos que tienes? Isaí respondió: —Queda el más pequeño, pero está en el campo cuidando las ovejas. Samuel dijo: —Mándalo a buscar de inmediato, porque no me sentaré a comer hasta que él llegue.</w:t>
       </w:r>
     </w:p>
     <w:p>
@@ -8596,7 +8575,7 @@
           <w:vertAlign w:val="superscript"/>
           <w:lang w:val="es_ES" w:bidi="es_ES"/>
         </w:rPr>
-        <w:t>16</w:t>
+        <w:t>15-16</w:t>
       </w:r>
       <w:r>
         <w:rPr>
@@ -8728,7 +8707,7 @@
         <w:rPr>
           <w:lang w:val="es_ES" w:bidi="es_ES"/>
         </w:rPr>
-        <w:t xml:space="preserve"> Luego Saúl envió este mensaje a Isaí: «Deja que David se quede conmigo, porque me agrada mucho».</w:t>
+        <w:t xml:space="preserve"> Luego Saúl envió este mensaje a Isaí: “Deja que David se quede conmigo, porque me agrada mucho”.</w:t>
       </w:r>
     </w:p>
     <w:p>
@@ -8843,7 +8822,7 @@
           <w:vertAlign w:val="superscript"/>
           <w:lang w:val="es_ES" w:bidi="es_ES"/>
         </w:rPr>
-        <w:t>8</w:t>
+        <w:t>4-8</w:t>
       </w:r>
       <w:r>
         <w:rPr>
@@ -9269,7 +9248,7 @@
         <w:rPr>
           <w:lang w:val="es_ES" w:bidi="es_ES"/>
         </w:rPr>
-        <w:t xml:space="preserve"> Cuando Eliab, el hermano mayor de David, oyó lo que decía, se enojó mucho con él. Le dijo:—¿Qué haces aquí? ¿No deberías estar cuidando esas pocas ovejas en el desierto? Te conozco bien. Eres arrogante y tienes malas intenciones. Solo viniste para ver la batalla.</w:t>
+        <w:t xml:space="preserve"> Cuando Eliab, el hermano mayor de David, oyó lo que decía, se enojó mucho con él. Le dijo: —¿Qué haces aquí? ¿No deberías estar cuidando esas pocas ovejas en el desierto? Te conozco bien. Eres arrogante y tienes malas intenciones. Solo viniste para ver la batalla.</w:t>
       </w:r>
     </w:p>
     <w:p>
@@ -9500,7 +9479,7 @@
         <w:rPr>
           <w:lang w:val="es_ES" w:bidi="es_ES"/>
         </w:rPr>
-        <w:t xml:space="preserve"> David se puso la armadura. Se colgó la espada y caminó unos pasos para ver cómo se sentía con todo eso, porque nunca había usado algo así.—Apenas puedo moverme —exclamó y se lo sacó todo.</w:t>
+        <w:t xml:space="preserve"> David se puso la armadura. Se colgó la espada y caminó unos pasos para ver cómo se sentía con todo eso, porque nunca había usado algo así. —Apenas puedo moverme —exclamó y se lo sacó todo.</w:t>
       </w:r>
     </w:p>
     <w:p>
@@ -9725,7 +9704,7 @@
           <w:vertAlign w:val="superscript"/>
           <w:lang w:val="es_ES" w:bidi="es_ES"/>
         </w:rPr>
-        <w:t>51</w:t>
+        <w:t>50-51</w:t>
       </w:r>
       <w:r>
         <w:rPr>
@@ -9815,7 +9794,7 @@
         <w:rPr>
           <w:lang w:val="es_ES" w:bidi="es_ES"/>
         </w:rPr>
-        <w:t xml:space="preserve"> Cuando Saúl vio que David se disponía a enfrentar al gigante, le preguntó a Abner, el general de su ejército:—Abner, ¿de qué familia viene este joven?—No lo sé —respondió Abner.</w:t>
+        <w:t xml:space="preserve"> Cuando Saúl vio que David se disponía a enfrentar al gigante, le preguntó a Abner, el general de su ejército: —Abner, ¿de qué familia viene este joven? —No lo sé —respondió Abner.</w:t>
       </w:r>
     </w:p>
     <w:p>
@@ -9878,7 +9857,7 @@
         <w:rPr>
           <w:lang w:val="es_ES" w:bidi="es_ES"/>
         </w:rPr>
-        <w:t xml:space="preserve"> —Dime, ¿quién es tu padre, hijo mío? —preguntó Saúl.—Mi padre, que es tu siervo, se llama Isaí, de Belén —respondió David.</w:t>
+        <w:t xml:space="preserve"> —Dime, ¿quién es tu padre, hijo mío? —preguntó Saúl. —Mi padre, que es tu siervo, se llama Isaí, de Belén —respondió David.</w:t>
       </w:r>
     </w:p>
     <w:p>
@@ -9889,33 +9868,54 @@
         <w:rPr>
           <w:lang w:val="es_ES" w:bidi="es_ES"/>
         </w:rPr>
-        <w:t>1 Samuel 18:1</w:t>
-      </w:r>
-      <w:r>
-        <w:rPr>
-          <w:lang w:val="es_ES" w:bidi="es_ES"/>
-        </w:rPr>
-      </w:r>
-    </w:p>
-    <w:p>
-      <w:pPr/>
-      <w:r>
-        <w:rPr>
-          <w:lang w:val="es_ES" w:bidi="es_ES"/>
-        </w:rPr>
-      </w:r>
-      <w:r>
-        <w:rPr>
-          <w:vertAlign w:val="superscript"/>
-          <w:lang w:val="es_ES" w:bidi="es_ES"/>
-        </w:rPr>
-        <w:t>1</w:t>
-      </w:r>
-      <w:r>
-        <w:rPr>
-          <w:lang w:val="es_ES" w:bidi="es_ES"/>
-        </w:rPr>
-        <w:t xml:space="preserve"> Después de que el rey Saúl terminó de hablar con David, ya no dejó que David regresara a su casa. David conoció a Jonatán, el hijo del rey. De inmediato se hicieron muy buenos amigos. Jonatán lo amó como a un hermano e hizo un pacto con él.</w:t>
+        <w:t>1 Samuel 18:1-2</w:t>
+      </w:r>
+      <w:r>
+        <w:rPr>
+          <w:lang w:val="es_ES" w:bidi="es_ES"/>
+        </w:rPr>
+      </w:r>
+    </w:p>
+    <w:p>
+      <w:pPr/>
+      <w:r>
+        <w:rPr>
+          <w:lang w:val="es_ES" w:bidi="es_ES"/>
+        </w:rPr>
+      </w:r>
+      <w:r>
+        <w:rPr>
+          <w:vertAlign w:val="superscript"/>
+          <w:lang w:val="es_ES" w:bidi="es_ES"/>
+        </w:rPr>
+        <w:t>1-2</w:t>
+      </w:r>
+      <w:r>
+        <w:rPr>
+          <w:lang w:val="es_ES" w:bidi="es_ES"/>
+        </w:rPr>
+        <w:t xml:space="preserve"> Después de que el rey Saúl terminó de hablar con David, ya no dejó que David regresara a su casa. David conoció a Jonatán, el hijo del rey. De inmediato se hicieron muy buenos amigos.</w:t>
+      </w:r>
+    </w:p>
+    <w:p>
+      <w:pPr/>
+      <w:r>
+        <w:rPr>
+          <w:lang w:val="es_ES" w:bidi="es_ES"/>
+        </w:rPr>
+      </w:r>
+      <w:r>
+        <w:rPr>
+          <w:vertAlign w:val="superscript"/>
+          <w:lang w:val="es_ES" w:bidi="es_ES"/>
+        </w:rPr>
+        <w:t>3</w:t>
+      </w:r>
+      <w:r>
+        <w:rPr>
+          <w:lang w:val="es_ES" w:bidi="es_ES"/>
+        </w:rPr>
+        <w:t xml:space="preserve"> Jonatán lo amó como a un hermano e hizo un pacto con él.</w:t>
       </w:r>
     </w:p>
     <w:p>
@@ -9999,7 +9999,7 @@
         <w:rPr>
           <w:lang w:val="es_ES" w:bidi="es_ES"/>
         </w:rPr>
-        <w:t xml:space="preserve"> Cantaban esto: «Saúl mató a sus miles, y David a sus 10 miles».</w:t>
+        <w:t xml:space="preserve"> Cantaban esto: “Saúl mató a sus miles, y David a sus 10 miles”.</w:t>
       </w:r>
     </w:p>
     <w:p>
@@ -10020,7 +10020,7 @@
         <w:rPr>
           <w:lang w:val="es_ES" w:bidi="es_ES"/>
         </w:rPr>
-        <w:t xml:space="preserve"> Saúl se molestó mucho al escuchar esa canción. Pensó: «A David le atribuyen 10 mil y a mí solo mil. Lo único que falta es que lo conviertan en rey».</w:t>
+        <w:t xml:space="preserve"> Saúl se molestó mucho al escuchar esa canción. Pensó: “A David le atribuyen 10.000 y a mí solo 1.000. Lo único que falta es que lo conviertan en rey”.</w:t>
       </w:r>
     </w:p>
     <w:p>
@@ -10083,7 +10083,7 @@
         <w:rPr>
           <w:lang w:val="es_ES" w:bidi="es_ES"/>
         </w:rPr>
-        <w:t xml:space="preserve"> De pronto, Saúl arrojó la lanza contra David con la intención de clavarlo contra la pared. Pero David logró esquivarla y escapar. Esto ocurrió dos veces.</w:t>
+        <w:t xml:space="preserve"> De pronto, Saúl arrojó la lanza contra David con la intención de clavarlo contra la pared. Pero David logró esquivarla y escapar. Esto ocurrió 2 veces.</w:t>
       </w:r>
     </w:p>
     <w:p>
@@ -10125,7 +10125,7 @@
         <w:rPr>
           <w:lang w:val="es_ES" w:bidi="es_ES"/>
         </w:rPr>
-        <w:t xml:space="preserve"> Por eso Saúl lo alejó de la corte y lo nombró comandante de mil soldados. Así David salía y regresaba al frente de las tropas.</w:t>
+        <w:t xml:space="preserve"> Por eso Saúl lo alejó de la corte y lo nombró comandante de 1.000 soldados. Así David salía y regresaba al frente de las tropas.</w:t>
       </w:r>
     </w:p>
     <w:p>
@@ -10209,7 +10209,7 @@
         <w:rPr>
           <w:lang w:val="es_ES" w:bidi="es_ES"/>
         </w:rPr>
-        <w:t xml:space="preserve"> Un día Saúl le dijo a David:—Te daré a Merab, mi hija mayor, como esposa. Pero primero debes demostrar que eres un soldado valiente que lucha en las batallas del Señor.Pues Saúl pensó: «Lo enviaré contra los filisteos. Ellos lo matarán, así no tendré que hacerlo yo».</w:t>
+        <w:t xml:space="preserve"> Un día Saúl le dijo a David: —Te daré a Merab, mi hija mayor, como esposa. Pero primero debes demostrar que eres un soldado valiente que lucha en las batallas del Señor. Pues Saúl pensó: “Lo enviaré contra los filisteos. Ellos lo matarán, así no tendré que hacerlo yo”.</w:t>
       </w:r>
     </w:p>
     <w:p>
@@ -10293,7 +10293,7 @@
         <w:rPr>
           <w:lang w:val="es_ES" w:bidi="es_ES"/>
         </w:rPr>
-        <w:t xml:space="preserve"> Pensó: «Tengo otra oportunidad para tenderle una trampa y hacer que los filisteos lo maten». Así que le dijo a David: —Serás mi yerno finalmente.</w:t>
+        <w:t xml:space="preserve"> Pensó: “Tengo otra oportunidad para tenderle una trampa y hacer que los filisteos lo maten”. Así que le dijo a David: —Serás mi yerno finalmente.</w:t>
       </w:r>
     </w:p>
     <w:p>
@@ -10314,7 +10314,7 @@
         <w:rPr>
           <w:lang w:val="es_ES" w:bidi="es_ES"/>
         </w:rPr>
-        <w:t xml:space="preserve"> Entonces Saúl ordenó a sus oficiales que hablaran en privado con David y le dijeran:—El rey está contento contigo y todos sus oficiales te aprecian. Acepta ser su yerno.</w:t>
+        <w:t xml:space="preserve"> Entonces Saúl ordenó a sus oficiales que hablaran en privado con David y le dijeran: —El rey está contento contigo y todos sus oficiales te aprecian. Acepta ser su yerno.</w:t>
       </w:r>
     </w:p>
     <w:p>
@@ -10335,7 +10335,7 @@
         <w:rPr>
           <w:lang w:val="es_ES" w:bidi="es_ES"/>
         </w:rPr>
-        <w:t xml:space="preserve"> David respondió:—¿Cómo puede un hombre como yo, de familia humilde, conseguir una dote para casarse con la hija de un rey?</w:t>
+        <w:t xml:space="preserve"> David respondió: —¿Cómo puede un hombre como yo, de familia humilde, conseguir una dote para casarse con la hija de un rey?</w:t>
       </w:r>
     </w:p>
     <w:p>
@@ -10377,7 +10377,7 @@
         <w:rPr>
           <w:lang w:val="es_ES" w:bidi="es_ES"/>
         </w:rPr>
-        <w:t xml:space="preserve"> Él insistió:—Díganle a David que la única dote que pido son los prepucios de 100 filisteos que él mismo haya matado. Lo único que quiero es vengarme de mis enemigos. En realidad, Saúl esperaba que David muriera en el combate.</w:t>
+        <w:t xml:space="preserve"> Él insistió: —Díganle a David que la única dote que pido son los prepucios de 100 filisteos que él mismo haya matado. Lo único que quiero es vengarme de mis enemigos. En realidad, Saúl esperaba que David muriera en el combate.</w:t>
       </w:r>
     </w:p>
     <w:p>
@@ -10813,7 +10813,7 @@
         <w:rPr>
           <w:lang w:val="es_ES" w:bidi="es_ES"/>
         </w:rPr>
-        <w:t xml:space="preserve"> Pero Saúl envió de nuevo a sus hombres a buscar a David y les ordenó:—No me importa que esté en cama, tráiganmelo para que lo mate.</w:t>
+        <w:t xml:space="preserve"> Pero Saúl envió de nuevo a sus hombres a buscar a David y les ordenó: —No me importa que esté en cama, tráiganmelo para que lo mate.</w:t>
       </w:r>
     </w:p>
     <w:p>
@@ -10855,7 +10855,7 @@
         <w:rPr>
           <w:lang w:val="es_ES" w:bidi="es_ES"/>
         </w:rPr>
-        <w:t xml:space="preserve"> —¿Por qué me engañaste y dejaste escapar a mi enemigo? —le preguntó Saúl a Mical.Ella respondió:—Me amenazó con matarme si no lo ayudaba.</w:t>
+        <w:t xml:space="preserve"> —¿Por qué me engañaste y dejaste escapar a mi enemigo? —le preguntó Saúl a Mical. Ella respondió: —Me amenazó con matarme si no lo ayudaba.</w:t>
       </w:r>
     </w:p>
     <w:p>
@@ -11002,7 +11002,7 @@
         <w:rPr>
           <w:lang w:val="es_ES" w:bidi="es_ES"/>
         </w:rPr>
-        <w:t xml:space="preserve"> Se quitó sus vestiduras y estuvo desnudo todo el día y toda la noche, profetizando delante de Samuel. Ese es el origen del dicho: «¿Cómo?¿Saúl también es profeta?».</w:t>
+        <w:t xml:space="preserve"> Se quitó sus vestiduras y estuvo desnudo todo el día y toda la noche, profetizando delante de Samuel. Ese es el origen del dicho: «¿Cómo? ¿Saúl también es profeta?”.</w:t>
       </w:r>
     </w:p>
     <w:p>
@@ -11081,7 +11081,7 @@
         <w:rPr>
           <w:lang w:val="es_ES" w:bidi="es_ES"/>
         </w:rPr>
-        <w:t xml:space="preserve"> Entonces David dijo: —Tu padre es consciente del afecto que me tienes. Por eso pensará: "Es mejor que Jonatán no se entere de esto, para no afligirlo". Te juro por el Señor y por tu vida que me separa solo un paso de la muerte.</w:t>
+        <w:t xml:space="preserve"> Entonces David dijo: —Tu padre es consciente del afecto que me tienes. Por eso pensará: “Es mejor que Jonatán no se entere de esto, para no afligirlo”. Te juro por el Señor y por tu vida que me separa solo un paso de la muerte.</w:t>
       </w:r>
     </w:p>
     <w:p>
@@ -11354,7 +11354,7 @@
         <w:rPr>
           <w:lang w:val="es_ES" w:bidi="es_ES"/>
         </w:rPr>
-        <w:t xml:space="preserve"> ¡Que el Señor juzgue!Jonatán confirmó así su pacto con David y su familia,</w:t>
+        <w:t xml:space="preserve"> ¡Que el Señor juzgue! Jonatán confirmó así su pacto con David y su familia,</w:t>
       </w:r>
     </w:p>
     <w:p>
@@ -11396,7 +11396,7 @@
         <w:rPr>
           <w:lang w:val="es_ES" w:bidi="es_ES"/>
         </w:rPr>
-        <w:t xml:space="preserve"> Luego le dijo:—Mañana es luna nueva. Notarán tu ausencia cuando vean vacío tu lugar en la mesa.</w:t>
+        <w:t xml:space="preserve"> Luego le dijo: —Mañana es luna nueva. Notarán tu ausencia cuando vean vacío tu lugar en la mesa.</w:t>
       </w:r>
     </w:p>
     <w:p>
@@ -11438,7 +11438,7 @@
         <w:rPr>
           <w:lang w:val="es_ES" w:bidi="es_ES"/>
         </w:rPr>
-        <w:t xml:space="preserve"> Yo saldré y dispararé tres flechas hacia la piedra, como si estuviera practicando.</w:t>
+        <w:t xml:space="preserve"> Yo saldré y dispararé 3 flechas hacia la piedra, como si estuviera practicando.</w:t>
       </w:r>
     </w:p>
     <w:p>
@@ -11459,7 +11459,7 @@
         <w:rPr>
           <w:lang w:val="es_ES" w:bidi="es_ES"/>
         </w:rPr>
-        <w:t xml:space="preserve"> Enseguida enviaré a un criado para que las recoja. Si escuchas que le digo: "Las flechas están de este lado", sabrás que todo está bien y no hay problema.</w:t>
+        <w:t xml:space="preserve"> Enseguida enviaré a un criado para que las recoja. Si escuchas que le digo: “Las flechas están de este lado”, sabrás que todo está bien y no hay problema.</w:t>
       </w:r>
     </w:p>
     <w:p>
@@ -11480,7 +11480,7 @@
         <w:rPr>
           <w:lang w:val="es_ES" w:bidi="es_ES"/>
         </w:rPr>
-        <w:t xml:space="preserve"> Pero si le digo: "Sigue más adelante, las flechas están más allá", significará que debes partir de inmediato.</w:t>
+        <w:t xml:space="preserve"> Pero si le digo: “Sigue más adelante, las flechas están más allá”, significará que debes partir de inmediato.</w:t>
       </w:r>
     </w:p>
     <w:p>
@@ -11600,13 +11600,13 @@
           <w:vertAlign w:val="superscript"/>
           <w:lang w:val="es_ES" w:bidi="es_ES"/>
         </w:rPr>
-        <w:t>29</w:t>
-      </w:r>
-      <w:r>
-        <w:rPr>
-          <w:lang w:val="es_ES" w:bidi="es_ES"/>
-        </w:rPr>
-        <w:t xml:space="preserve"> Jonatán respondió:—Me pidió permiso para ir a Belén a una reunión familiar para celebrar un sacrificio. Su hermano le dijo que tenía que ir. Yo le di permiso. Por eso no ha venido a comer.</w:t>
+        <w:t>28-29</w:t>
+      </w:r>
+      <w:r>
+        <w:rPr>
+          <w:lang w:val="es_ES" w:bidi="es_ES"/>
+        </w:rPr>
+        <w:t xml:space="preserve"> Jonatán respondió: —Me pidió permiso para ir a Belén a una reunión familiar para celebrar un sacrificio. Su hermano le dijo que tenía que ir. Yo le di permiso. Por eso no ha venido a comer.</w:t>
       </w:r>
     </w:p>
     <w:p>
@@ -11858,7 +11858,7 @@
         <w:rPr>
           <w:lang w:val="es_ES" w:bidi="es_ES"/>
         </w:rPr>
-        <w:t xml:space="preserve"> Una vez que el muchacho se marchó, David se levantó del lado sur. Se inclinó rostro en tierra tres veces. Se besaron y lloraron juntos, hasta que David se recuperó.</w:t>
+        <w:t xml:space="preserve"> Una vez que el muchacho se marchó, David se levantó del lado sur. Se inclinó rostro en tierra 3 veces. Se besaron y lloraron juntos, hasta que David se recuperó.</w:t>
       </w:r>
     </w:p>
     <w:p>
@@ -11958,7 +11958,7 @@
         <w:rPr>
           <w:lang w:val="es_ES" w:bidi="es_ES"/>
         </w:rPr>
-        <w:t xml:space="preserve"> ¿Qué tienes a mano para comer? Dame cinco panes o cualquier otra cosa.</w:t>
+        <w:t xml:space="preserve"> ¿Qué tienes a mano para comer? Dame 5 panes o cualquier otra cosa.</w:t>
       </w:r>
     </w:p>
     <w:p>
@@ -12063,7 +12063,7 @@
         <w:rPr>
           <w:lang w:val="es_ES" w:bidi="es_ES"/>
         </w:rPr>
-        <w:t xml:space="preserve"> David le preguntó a Ajimélec:—¿Tienes alguna lanza o espada que puedas darme? Tuve que salir tan aprisa en este encargo del rey que no traje mis armas.</w:t>
+        <w:t xml:space="preserve"> David le preguntó a Ajimélec: —¿Tienes alguna lanza o espada que puedas darme? Tuve que salir tan aprisa en este encargo del rey que no traje mis armas.</w:t>
       </w:r>
     </w:p>
     <w:p>
@@ -12084,7 +12084,7 @@
         <w:rPr>
           <w:lang w:val="es_ES" w:bidi="es_ES"/>
         </w:rPr>
-        <w:t xml:space="preserve"> El sacerdote respondió: —Solo tengo la espada de Goliat el filisteo, el que mataste en el valle de Elá. Está envuelta en una tela. Si la quieres, tómala, porque no hay otra.David exclamó: —¡No hay ninguna como esa! Dámela.</w:t>
+        <w:t xml:space="preserve"> El sacerdote respondió: —Solo tengo la espada de Goliat el filisteo, el que mataste en el valle de Elá. Está envuelta en una tela. Si la quieres, tómala, porque no hay otra. David exclamó: —¡No hay ninguna como esa! Dámela.</w:t>
       </w:r>
     </w:p>
     <w:p>
@@ -12126,7 +12126,7 @@
         <w:rPr>
           <w:lang w:val="es_ES" w:bidi="es_ES"/>
         </w:rPr>
-        <w:t xml:space="preserve"> Pero los oficiales de Aquis no estaban contentos con la presencia de David allí.—¿No es este el líder de Israel? ¿No es este de quien la gente canta y baila diciendo: "Saúl mató a sus miles y David a sus 10 miles"?</w:t>
+        <w:t xml:space="preserve"> Pero los oficiales de Aquis no estaban contentos con la presencia de David allí. —¿No es este el líder de Israel? ¿No es este de quien la gente canta y baila diciendo: “Saúl mató a sus miles y David a sus 10 miles”?</w:t>
       </w:r>
     </w:p>
     <w:p>
@@ -12478,7 +12478,7 @@
         <w:rPr>
           <w:lang w:val="es_ES" w:bidi="es_ES"/>
         </w:rPr>
-        <w:t xml:space="preserve"> Cuando llegaron, Saúl le dijo:—¡Escúchame, hijo de Ajitob!—¿Qué desea mi señor? —respondió Ajimélec, temblando.</w:t>
+        <w:t xml:space="preserve"> Cuando llegaron, Saúl le dijo: —¡Escúchame, hijo de Ajitob! —¿Qué desea mi señor? —respondió Ajimélec, temblando.</w:t>
       </w:r>
     </w:p>
     <w:p>
@@ -12520,7 +12520,7 @@
         <w:rPr>
           <w:lang w:val="es_ES" w:bidi="es_ES"/>
         </w:rPr>
-        <w:t xml:space="preserve"> Ajimélec respondió:—Pero si no hay entre todos tus siervos nadie tan leal como David, tu yerno. Es el capitán de tu guardia personal y un miembro muy respetado de tu propia corte.</w:t>
+        <w:t xml:space="preserve"> Ajimélec respondió: —Pero si no hay entre todos tus siervos nadie tan leal como David, tu yerno. Es el capitán de tu guardia personal y un miembro muy respetado de tu propia corte.</w:t>
       </w:r>
     </w:p>
     <w:p>
@@ -13013,7 +13013,7 @@
           <w:vertAlign w:val="superscript"/>
           <w:lang w:val="es_ES" w:bidi="es_ES"/>
         </w:rPr>
-        <w:t>15</w:t>
+        <w:t>14-15</w:t>
       </w:r>
       <w:r>
         <w:rPr>
@@ -13292,7 +13292,7 @@
         <w:rPr>
           <w:lang w:val="es_ES" w:bidi="es_ES"/>
         </w:rPr>
-        <w:t xml:space="preserve"> Saúl dejó de perseguir a David y regresó para enfrentarse a los filisteos. Por eso ese lugar se llama «Roca de la separación».</w:t>
+        <w:t xml:space="preserve"> Saúl dejó de perseguir a David y regresó para enfrentarse a los filisteos. Por eso ese lugar se llama “Roca de la separación”.</w:t>
       </w:r>
     </w:p>
     <w:p>
@@ -13413,7 +13413,7 @@
         <w:rPr>
           <w:lang w:val="es_ES" w:bidi="es_ES"/>
         </w:rPr>
-        <w:t xml:space="preserve"> Los hombres de David le dijeron en voz baja: —Hoy es el día del que el Señor te habló cuando dijo: "Yo pondré a tu enemigo en tus manos, y harás con él lo que quieras". David se levantó sin hacer ruido y cortó un pedazo del manto de Saúl.</w:t>
+        <w:t xml:space="preserve"> Los hombres de David le dijeron en voz baja: —Hoy es el día del que el Señor te habló cuando dijo: “Yo pondré a tu enemigo en tus manos, y harás con él lo que quieras”. David se levantó sin hacer ruido y cortó un pedazo del manto de Saúl.</w:t>
       </w:r>
     </w:p>
     <w:p>
@@ -13512,13 +13512,13 @@
           <w:vertAlign w:val="superscript"/>
           <w:lang w:val="es_ES" w:bidi="es_ES"/>
         </w:rPr>
-        <w:t>10</w:t>
-      </w:r>
-      <w:r>
-        <w:rPr>
-          <w:lang w:val="es_ES" w:bidi="es_ES"/>
-        </w:rPr>
-        <w:t xml:space="preserve"> y dijo:—¿Por qué escuchas a quienes dicen que intento hacerte daño? Hoy mismo verás que eso no es cierto. El Señor te puso en mis manos aquí en la cueva. Algunos de mis hombres me sugirieron que te matara. Pero me negué, porque pensé: "No le haré ningún daño a mi señor, ya que es el ungido del Señor".</w:t>
+        <w:t>9-10</w:t>
+      </w:r>
+      <w:r>
+        <w:rPr>
+          <w:lang w:val="es_ES" w:bidi="es_ES"/>
+        </w:rPr>
+        <w:t xml:space="preserve"> y dijo: —¿Por qué escuchas a quienes dicen que intento hacerte daño? Hoy mismo verás que eso no es cierto. El Señor te puso en mis manos aquí en la cueva. Algunos de mis hombres me sugirieron que te matara. Pero me negué, porque pensé: “No le haré ningún daño a mi señor, ya que es el ungido del Señor”.</w:t>
       </w:r>
     </w:p>
     <w:p>
@@ -13581,7 +13581,7 @@
         <w:rPr>
           <w:lang w:val="es_ES" w:bidi="es_ES"/>
         </w:rPr>
-        <w:t xml:space="preserve"> Ya lo dice el antiguo refrán: "De los malvados procede la maldad". Pero mi mano jamás se alzará contra ti.</w:t>
+        <w:t xml:space="preserve"> Ya lo dice el antiguo refrán: “De los malvados procede la maldad”. Pero mi mano jamás se alzará contra ti.</w:t>
       </w:r>
     </w:p>
     <w:p>
@@ -13954,7 +13954,7 @@
         <w:rPr>
           <w:lang w:val="es_ES" w:bidi="es_ES"/>
         </w:rPr>
-        <w:t xml:space="preserve"> Pregúntales a tus trabajadores y ellos te lo confirmarán. Por eso te pido que recibas bien a mis hombres y les des algo, ya que hemos venido en un día de celebración».</w:t>
+        <w:t xml:space="preserve"> Pregúntales a tus trabajadores y ellos te lo confirmarán. Por eso te pido que recibas bien a mis hombres y les des algo, ya que hemos venido en un día de celebración”.</w:t>
       </w:r>
     </w:p>
     <w:p>
@@ -13996,7 +13996,7 @@
         <w:rPr>
           <w:lang w:val="es_ES" w:bidi="es_ES"/>
         </w:rPr>
-        <w:t xml:space="preserve"> Nabal les contestó:—¿Quién es este David? ¿Quién se cree que es este hijo de Isaí? Hoy en día hay muchos esclavos que huyen de sus amos.</w:t>
+        <w:t xml:space="preserve"> Nabal les contestó: —¿Quién es este David? ¿Quién se cree que es este hijo de Isaí? Hoy en día hay muchos esclavos que huyen de sus amos.</w:t>
       </w:r>
     </w:p>
     <w:p>
@@ -14095,7 +14095,7 @@
           <w:vertAlign w:val="superscript"/>
           <w:lang w:val="es_ES" w:bidi="es_ES"/>
         </w:rPr>
-        <w:t>16</w:t>
+        <w:t>15-16</w:t>
       </w:r>
       <w:r>
         <w:rPr>
@@ -14164,7 +14164,7 @@
         <w:rPr>
           <w:lang w:val="es_ES" w:bidi="es_ES"/>
         </w:rPr>
-        <w:t xml:space="preserve"> —Vayan adelante —les dijo a sus sirvientes—. Yo los seguiré después.Pero no le dijo nada a su esposo sobre lo que estaba haciendo.</w:t>
+        <w:t xml:space="preserve"> —Vayan adelante —les dijo a sus sirvientes—. Yo los seguiré después. Pero no le dijo nada a su esposo sobre lo que estaba haciendo.</w:t>
       </w:r>
     </w:p>
     <w:p>
@@ -14206,7 +14206,7 @@
         <w:rPr>
           <w:lang w:val="es_ES" w:bidi="es_ES"/>
         </w:rPr>
-        <w:t xml:space="preserve"> David había estado pensando: «De nada sirvió ayudar a este hombre. Protegimos sus rebaños en el desierto para que no perdiera nada ni le robaran. Pero él me pagó mal por bien.</w:t>
+        <w:t xml:space="preserve"> David había estado pensando: “De nada sirvió ayudar a este hombre. Protegimos sus rebaños en el desierto para que no perdiera nada ni le robaran. Pero él me pagó mal por bien.</w:t>
       </w:r>
     </w:p>
     <w:p>
@@ -14227,7 +14227,7 @@
         <w:rPr>
           <w:lang w:val="es_ES" w:bidi="es_ES"/>
         </w:rPr>
-        <w:t xml:space="preserve"> Que Dios me castigue severamente si dejo vivo a alguno de los hombres de Nabal hasta que amanezca mañana».</w:t>
+        <w:t xml:space="preserve"> Que Dios me castigue severamente si dejo vivo a alguno de los hombres de Nabal hasta que amanezca mañana”.</w:t>
       </w:r>
     </w:p>
     <w:p>
@@ -14804,7 +14804,7 @@
           <w:vertAlign w:val="superscript"/>
           <w:lang w:val="es_ES" w:bidi="es_ES"/>
         </w:rPr>
-        <w:t>7</w:t>
+        <w:t>5-7</w:t>
       </w:r>
       <w:r>
         <w:rPr>
@@ -15225,28 +15225,28 @@
         <w:rPr>
           <w:lang w:val="es_ES" w:bidi="es_ES"/>
         </w:rPr>
-        <w:t xml:space="preserve"> Pero David se dijo a sí mismo: «Algún día voy a morir a manos de Saúl. Lo mejor que puedo hacer es escapar a tierra de los filisteos. Entonces Saúl se cansará de buscarme por todo Israel y estaré a salvo de él».</w:t>
-      </w:r>
-    </w:p>
-    <w:p>
-      <w:pPr/>
-      <w:r>
-        <w:rPr>
-          <w:lang w:val="es_ES" w:bidi="es_ES"/>
-        </w:rPr>
-      </w:r>
-      <w:r>
-        <w:rPr>
-          <w:vertAlign w:val="superscript"/>
-          <w:lang w:val="es_ES" w:bidi="es_ES"/>
-        </w:rPr>
-        <w:t>3</w:t>
-      </w:r>
-      <w:r>
-        <w:rPr>
-          <w:lang w:val="es_ES" w:bidi="es_ES"/>
-        </w:rPr>
-        <w:t xml:space="preserve"> Así que David partió con sus 600 hombres y se presentó ante Aquis, hijo de Maoc, rey de Gat. David y sus hombres se establecieron en Gat con Aquis. Cada uno llevó a su familia. David llevó a sus dos esposas: Ajinoán de Jezrel y Abigaíl de Carmel, viuda de Nabal.</w:t>
+        <w:t xml:space="preserve"> Pero David se dijo a sí mismo: “Algún día voy a morir a manos de Saúl. Lo mejor que puedo hacer es escapar a tierra de los filisteos. Entonces Saúl se cansará de buscarme por todo Israel y estaré a salvo de él”.</w:t>
+      </w:r>
+    </w:p>
+    <w:p>
+      <w:pPr/>
+      <w:r>
+        <w:rPr>
+          <w:lang w:val="es_ES" w:bidi="es_ES"/>
+        </w:rPr>
+      </w:r>
+      <w:r>
+        <w:rPr>
+          <w:vertAlign w:val="superscript"/>
+          <w:lang w:val="es_ES" w:bidi="es_ES"/>
+        </w:rPr>
+        <w:t>2-3</w:t>
+      </w:r>
+      <w:r>
+        <w:rPr>
+          <w:lang w:val="es_ES" w:bidi="es_ES"/>
+        </w:rPr>
+        <w:t xml:space="preserve"> Así que David partió con sus 600 hombres y se presentó ante Aquis, hijo de Maoc, rey de Gat. David y sus hombres se establecieron en Gat con Aquis. Cada uno llevó a su familia. David llevó a sus 2 esposas: Ajinoán de Jezrel y Abigaíl de Carmel, viuda de Nabal.</w:t>
       </w:r>
     </w:p>
     <w:p>
@@ -15330,7 +15330,7 @@
         <w:rPr>
           <w:lang w:val="es_ES" w:bidi="es_ES"/>
         </w:rPr>
-        <w:t xml:space="preserve"> David vivió en territorio filisteo durante un año y 4 meses.</w:t>
+        <w:t xml:space="preserve"> David vivió en territorio filisteo durante 1 año y 4 meses.</w:t>
       </w:r>
     </w:p>
     <w:p>
@@ -15393,7 +15393,7 @@
         <w:rPr>
           <w:lang w:val="es_ES" w:bidi="es_ES"/>
         </w:rPr>
-        <w:t xml:space="preserve"> Aquis le preguntaba: —¿A quiénes atacaron hoy? Y David le respondía: «Atacamos el sur de Judá» o «Atacamos el sur de Jeramel» o «Atacamos el sur de los quenitas».</w:t>
+        <w:t xml:space="preserve"> Aquis le preguntaba: —¿A quiénes atacaron hoy? Y David le respondía: “Atacamos el sur de Judá” o “Atacamos el sur de Jeramel” o “Atacamos el sur de los quenitas”.</w:t>
       </w:r>
     </w:p>
     <w:p>
@@ -15435,7 +15435,7 @@
         <w:rPr>
           <w:lang w:val="es_ES" w:bidi="es_ES"/>
         </w:rPr>
-        <w:t xml:space="preserve"> Aquis confiaba en David y pensaba: «Los israelitas ya deben de odiarlo tanto que tendrá que quedarse aquí y servirme para siempre».</w:t>
+        <w:t xml:space="preserve"> Aquis confiaba en David y pensaba: “Los israelitas ya deben de odiarlo tanto que tendrá que quedarse aquí y servirme para siempre”.</w:t>
       </w:r>
     </w:p>
     <w:p>
@@ -15598,7 +15598,7 @@
         <w:rPr>
           <w:lang w:val="es_ES" w:bidi="es_ES"/>
         </w:rPr>
-        <w:t xml:space="preserve"> Entonces Saúl les ordenó a sus oficiales:—Búsquenme a alguien que invoque a los muertos para consultarle qué debo hacer. Ellos le respondieron:—Hay una mujer así en Endor.</w:t>
+        <w:t xml:space="preserve"> Entonces Saúl les ordenó a sus oficiales: —Búsquenme a alguien que invoque a los muertos para consultarle qué debo hacer. Ellos le respondieron: —Hay una mujer así en Endor.</w:t>
       </w:r>
     </w:p>
     <w:p>
@@ -15724,7 +15724,7 @@
         <w:rPr>
           <w:lang w:val="es_ES" w:bidi="es_ES"/>
         </w:rPr>
-        <w:t xml:space="preserve"> —No tengas miedo —le dijo el rey—. Dime qué ves.—Veo una figura que sube desde la tierra —respondió ella.</w:t>
+        <w:t xml:space="preserve"> —No tengas miedo —le dijo el rey—. Dime qué ves. —Veo una figura que sube desde la tierra —respondió ella.</w:t>
       </w:r>
     </w:p>
     <w:p>
@@ -15892,7 +15892,7 @@
         <w:rPr>
           <w:lang w:val="es_ES" w:bidi="es_ES"/>
         </w:rPr>
-        <w:t xml:space="preserve"> La mujer se acercó a Saúl. Al verlo tan afligido, le dijo:—Señor, yo obedecí tu orden aun arriesgando mi vida.</w:t>
+        <w:t xml:space="preserve"> La mujer se acercó a Saúl. Al verlo tan afligido, le dijo: —Señor, yo obedecí tu orden aun arriesgando mi vida.</w:t>
       </w:r>
     </w:p>
     <w:p>
@@ -16055,7 +16055,7 @@
         <w:rPr>
           <w:lang w:val="es_ES" w:bidi="es_ES"/>
         </w:rPr>
-        <w:t xml:space="preserve"> Pero los comandantes filisteos preguntaron: —¿Qué hacen aquí estos hebreos? Aquis les respondió: —Este es David, el que servía al rey Saúl de Israel. Ha estado conmigo más de un año. Desde el día que llegó hasta ahora no he encontrado nada malo en él.</w:t>
+        <w:t xml:space="preserve"> Pero los comandantes filisteos preguntaron: —¿Qué hacen aquí estos hebreos? Aquis les respondió: —Este es David, el que servía al rey Saúl de Israel. Ha estado conmigo más de 1 año. Desde el día que llegó hasta ahora no he encontrado nada malo en él.</w:t>
       </w:r>
     </w:p>
     <w:p>
@@ -16097,7 +16097,7 @@
         <w:rPr>
           <w:lang w:val="es_ES" w:bidi="es_ES"/>
         </w:rPr>
-        <w:t xml:space="preserve"> ¿No es este el David del que cantan en las danzas: "Saúl mató a miles, pero David, a sus 10 miles"?</w:t>
+        <w:t xml:space="preserve"> ¿No es este el David del que cantan en las danzas: “Saúl mató a miles, pero David, a sus 10 miles”?</w:t>
       </w:r>
     </w:p>
     <w:p>
@@ -16344,7 +16344,7 @@
         <w:rPr>
           <w:lang w:val="es_ES" w:bidi="es_ES"/>
         </w:rPr>
-        <w:t xml:space="preserve"> Las dos esposas de David también habían sido capturadas: Ajinoán de Jezrel y Abigaíl, la que había sido esposa de Nabal de Carmel.</w:t>
+        <w:t xml:space="preserve"> Las 2 esposas de David también habían sido capturadas: Ajinoán de Jezrel y Abigaíl, la que había sido esposa de Nabal de Carmel.</w:t>
       </w:r>
     </w:p>
     <w:p>
@@ -16386,7 +16386,7 @@
         <w:rPr>
           <w:lang w:val="es_ES" w:bidi="es_ES"/>
         </w:rPr>
-        <w:t xml:space="preserve"> Entonces David le dijo al sacerdote Abiatar:—Tráeme el delantal sacerdotal. Abiatar se lo trajo.</w:t>
+        <w:t xml:space="preserve"> Entonces David le dijo al sacerdote Abiatar: —Tráeme el delantal sacerdotal. Abiatar se lo trajo.</w:t>
       </w:r>
     </w:p>
     <w:p>
@@ -16407,7 +16407,7 @@
         <w:rPr>
           <w:lang w:val="es_ES" w:bidi="es_ES"/>
         </w:rPr>
-        <w:t xml:space="preserve"> Entonces David consultó al Señor: —¿Debo perseguir a esta banda de invasores? ¿Los alcanzaré?El Señor le respondió: —Persíguelos. Los alcanzarás y rescatarás a los cautivos.</w:t>
+        <w:t xml:space="preserve"> Entonces David consultó al Señor: —¿Debo perseguir a esta banda de invasores? ¿Los alcanzaré? El Señor le respondió: —Persíguelos. Los alcanzarás y rescatarás a los cautivos.</w:t>
       </w:r>
     </w:p>
     <w:p>
@@ -16464,7 +16464,7 @@
           <w:vertAlign w:val="superscript"/>
           <w:lang w:val="es_ES" w:bidi="es_ES"/>
         </w:rPr>
-        <w:t>12</w:t>
+        <w:t>11-12</w:t>
       </w:r>
       <w:r>
         <w:rPr>
@@ -16491,7 +16491,7 @@
         <w:rPr>
           <w:lang w:val="es_ES" w:bidi="es_ES"/>
         </w:rPr>
-        <w:t xml:space="preserve"> Cuando recuperó las fuerzas, David le preguntó: —¿De quién eres y de dónde vienes?El joven respondió: —Soy egipcio, esclavo de un amalecita. Mi amo me abandonó hace 3 días porque me enfermé.</w:t>
+        <w:t xml:space="preserve"> Cuando recuperó las fuerzas, David le preguntó: —¿De quién eres y de dónde vienes? El joven respondió: —Soy egipcio, esclavo de un amalecita. Mi amo me abandonó hace 3 días porque me enfermé.</w:t>
       </w:r>
     </w:p>
     <w:p>
@@ -16590,13 +16590,13 @@
           <w:vertAlign w:val="superscript"/>
           <w:lang w:val="es_ES" w:bidi="es_ES"/>
         </w:rPr>
-        <w:t>19</w:t>
-      </w:r>
-      <w:r>
-        <w:rPr>
-          <w:lang w:val="es_ES" w:bidi="es_ES"/>
-        </w:rPr>
-        <w:t xml:space="preserve"> David recuperó todo lo que los amalecitas habían tomado. Los hombres recuperaron a sus familias y todas sus pertenencias. David también rescató a sus dos esposas.</w:t>
+        <w:t>18-19</w:t>
+      </w:r>
+      <w:r>
+        <w:rPr>
+          <w:lang w:val="es_ES" w:bidi="es_ES"/>
+        </w:rPr>
+        <w:t xml:space="preserve"> David recuperó todo lo que los amalecitas habían tomado. Los hombres recuperaron a sus familias y todas sus pertenencias. David también rescató a sus 2 esposas.</w:t>
       </w:r>
     </w:p>
     <w:p>
@@ -16743,22 +16743,22 @@
         <w:rPr>
           <w:lang w:val="es_ES" w:bidi="es_ES"/>
         </w:rPr>
-        <w:t xml:space="preserve"> Al llegar a Siclag, envió parte del botín a los ancianos de Judá, que eran sus amigos. Les escribió: «Este es un regalo para ustedes, del botín que arrebatamos a los enemigos del Señor».</w:t>
-      </w:r>
-    </w:p>
-    <w:p>
-      <w:pPr/>
-      <w:r>
-        <w:rPr>
-          <w:lang w:val="es_ES" w:bidi="es_ES"/>
-        </w:rPr>
-      </w:r>
-      <w:r>
-        <w:rPr>
-          <w:vertAlign w:val="superscript"/>
-          <w:lang w:val="es_ES" w:bidi="es_ES"/>
-        </w:rPr>
-        <w:t>31</w:t>
+        <w:t xml:space="preserve"> Al llegar a Siclag, envió parte del botín a los ancianos de Judá, que eran sus amigos. Les escribió: “Este es un regalo para ustedes, del botín que arrebatamos a los enemigos del Señor”.</w:t>
+      </w:r>
+    </w:p>
+    <w:p>
+      <w:pPr/>
+      <w:r>
+        <w:rPr>
+          <w:lang w:val="es_ES" w:bidi="es_ES"/>
+        </w:rPr>
+      </w:r>
+      <w:r>
+        <w:rPr>
+          <w:vertAlign w:val="superscript"/>
+          <w:lang w:val="es_ES" w:bidi="es_ES"/>
+        </w:rPr>
+        <w:t>27-31</w:t>
       </w:r>
       <w:r>
         <w:rPr>
@@ -16864,7 +16864,7 @@
         <w:rPr>
           <w:lang w:val="es_ES" w:bidi="es_ES"/>
         </w:rPr>
-        <w:t xml:space="preserve"> Entonces Saúl le pidió a su escudero: —Saca tu espada y mátame antes de que me capturen y me torturen estos filisteos que se oponen a Dios.Pero el escudero tenía mucho miedo y no quiso hacerlo. Entonces Saúl tomó su propia espada y se dejó caer sobre ella.</w:t>
+        <w:t xml:space="preserve"> Entonces Saúl le pidió a su escudero: —Saca tu espada y mátame antes de que me capturen y me torturen estos filisteos que se oponen a Dios. Pero el escudero tenía mucho miedo y no quiso hacerlo. Entonces Saúl tomó su propia espada y se dejó caer sobre ella.</w:t>
       </w:r>
     </w:p>
     <w:p>
@@ -16906,7 +16906,7 @@
         <w:rPr>
           <w:lang w:val="es_ES" w:bidi="es_ES"/>
         </w:rPr>
-        <w:t xml:space="preserve"> Así fue como Saúl, su escudero, sus tres hijos y muchos de sus soldados murieron ese mismo día.</w:t>
+        <w:t xml:space="preserve"> Así fue como Saúl, su escudero, sus 3 hijos y muchos de sus soldados murieron ese mismo día.</w:t>
       </w:r>
     </w:p>
     <w:p>
@@ -16948,7 +16948,7 @@
         <w:rPr>
           <w:lang w:val="es_ES" w:bidi="es_ES"/>
         </w:rPr>
-        <w:t xml:space="preserve"> Al día siguiente, los filisteos salieron a saquear a los muertos. Encontraron los cuerpos de Saúl y sus tres hijos en el monte Guilboa.</w:t>
+        <w:t xml:space="preserve"> Al día siguiente, los filisteos salieron a saquear a los muertos. Encontraron los cuerpos de Saúl y sus 3 hijos en el monte Guilboa.</w:t>
       </w:r>
     </w:p>
     <w:p>
@@ -17053,7 +17053,7 @@
         <w:rPr>
           <w:lang w:val="es_ES" w:bidi="es_ES"/>
         </w:rPr>
-        <w:t xml:space="preserve"> Después tomaron sus huesos y los enterraron bajo el tamarisco que había en Jabés. Luego ayunaron durante siete días.</w:t>
+        <w:t xml:space="preserve"> Después tomaron sus huesos y los enterraron bajo el tamarisco que había en Jabés. Luego ayunaron durante 7 días.</w:t>
       </w:r>
     </w:p>
     <w:sectPr>
